--- a/Ray_Resume.docx
+++ b/Ray_Resume.docx
@@ -306,7 +306,13 @@
         <w:rPr>
           <w:rFonts w:ascii="Calibri" w:hAnsi="Calibri" w:cs="Calibri"/>
         </w:rPr>
-        <w:t xml:space="preserve">  December 2022</w:t>
+        <w:t xml:space="preserve">  December 202</w:t>
+      </w:r>
+      <w:r>
+        <w:rPr>
+          <w:rFonts w:ascii="Calibri" w:hAnsi="Calibri" w:cs="Calibri"/>
+        </w:rPr>
+        <w:t>4</w:t>
       </w:r>
       <w:r>
         <w:rPr>
@@ -541,22 +547,647 @@
         <w:pStyle w:val="ListParagraph"/>
         <w:numPr>
           <w:ilvl w:val="0"/>
-          <w:numId w:val="1"/>
+          <w:numId w:val="12"/>
         </w:numPr>
         <w:tabs>
           <w:tab w:val="left" w:pos="839"/>
           <w:tab w:val="left" w:pos="840"/>
         </w:tabs>
-        <w:spacing w:line="254" w:lineRule="exact"/>
-        <w:rPr>
-          <w:rFonts w:ascii="Calibri" w:hAnsi="Calibri" w:cs="Calibri"/>
-        </w:rPr>
-      </w:pPr>
-      <w:r>
-        <w:rPr>
-          <w:rFonts w:ascii="Calibri" w:hAnsi="Calibri" w:cs="Calibri"/>
-        </w:rPr>
-        <w:t>Assess and enhance existing security controls across infrastructure and applications</w:t>
+        <w:spacing w:before="10" w:line="267" w:lineRule="exact"/>
+        <w:rPr>
+          <w:rFonts w:ascii="Calibri" w:hAnsi="Calibri" w:cs="Calibri"/>
+          <w:lang w:val="en-SG"/>
+        </w:rPr>
+      </w:pPr>
+      <w:r>
+        <w:rPr>
+          <w:rFonts w:ascii="Calibri" w:hAnsi="Calibri" w:cs="Calibri"/>
+          <w:lang w:val="en-SG"/>
+        </w:rPr>
+        <w:t>Monitor, triage, and investigate security alerts using SIEM and security platforms including Splunk, Microsoft Sentinel, IDS/IPS, firewalls, and Trend Micro Vision One.</w:t>
+      </w:r>
+    </w:p>
+    <w:p>
+      <w:pPr>
+        <w:pStyle w:val="ListParagraph"/>
+        <w:numPr>
+          <w:ilvl w:val="0"/>
+          <w:numId w:val="12"/>
+        </w:numPr>
+        <w:tabs>
+          <w:tab w:val="left" w:pos="839"/>
+          <w:tab w:val="left" w:pos="840"/>
+        </w:tabs>
+        <w:spacing w:before="10" w:line="267" w:lineRule="exact"/>
+        <w:rPr>
+          <w:rFonts w:ascii="Calibri" w:hAnsi="Calibri" w:cs="Calibri"/>
+          <w:lang w:val="en-SG"/>
+        </w:rPr>
+      </w:pPr>
+      <w:r>
+        <w:rPr>
+          <w:rFonts w:ascii="Calibri" w:hAnsi="Calibri" w:cs="Calibri"/>
+          <w:lang w:val="en-SG"/>
+        </w:rPr>
+        <w:t>Perform security incident investigation and response for suspected or confirmed breaches, including root cause analysis, impact assessment, containment, and remediation coordination.</w:t>
+      </w:r>
+    </w:p>
+    <w:p>
+      <w:pPr>
+        <w:pStyle w:val="ListParagraph"/>
+        <w:numPr>
+          <w:ilvl w:val="0"/>
+          <w:numId w:val="12"/>
+        </w:numPr>
+        <w:tabs>
+          <w:tab w:val="left" w:pos="839"/>
+          <w:tab w:val="left" w:pos="840"/>
+        </w:tabs>
+        <w:spacing w:before="10" w:line="267" w:lineRule="exact"/>
+        <w:rPr>
+          <w:rFonts w:ascii="Calibri" w:hAnsi="Calibri" w:cs="Calibri"/>
+          <w:lang w:val="en-SG"/>
+        </w:rPr>
+      </w:pPr>
+      <w:r>
+        <w:rPr>
+          <w:rFonts w:ascii="Calibri" w:hAnsi="Calibri" w:cs="Calibri"/>
+          <w:lang w:val="en-SG"/>
+        </w:rPr>
+        <w:t>Stay current with emerging threats, vulnerabilities, and cybersecurity trends to continuously improve security operations.</w:t>
+      </w:r>
+    </w:p>
+    <w:p>
+      <w:pPr>
+        <w:pStyle w:val="ListParagraph"/>
+        <w:numPr>
+          <w:ilvl w:val="0"/>
+          <w:numId w:val="13"/>
+        </w:numPr>
+        <w:tabs>
+          <w:tab w:val="left" w:pos="839"/>
+          <w:tab w:val="left" w:pos="840"/>
+        </w:tabs>
+        <w:spacing w:before="10" w:line="267" w:lineRule="exact"/>
+        <w:rPr>
+          <w:rFonts w:ascii="Calibri" w:hAnsi="Calibri" w:cs="Calibri"/>
+          <w:lang w:val="en-SG"/>
+        </w:rPr>
+      </w:pPr>
+      <w:r>
+        <w:rPr>
+          <w:rFonts w:ascii="Calibri" w:hAnsi="Calibri" w:cs="Calibri"/>
+          <w:lang w:val="en-SG"/>
+        </w:rPr>
+        <w:t>Manage and review privileged access activities using CyberArk PAM to ensure secure administrative operations and compliance.</w:t>
+      </w:r>
+    </w:p>
+    <w:p>
+      <w:pPr>
+        <w:pStyle w:val="ListParagraph"/>
+        <w:numPr>
+          <w:ilvl w:val="0"/>
+          <w:numId w:val="13"/>
+        </w:numPr>
+        <w:tabs>
+          <w:tab w:val="left" w:pos="839"/>
+          <w:tab w:val="left" w:pos="840"/>
+        </w:tabs>
+        <w:spacing w:before="10" w:line="267" w:lineRule="exact"/>
+        <w:rPr>
+          <w:rFonts w:ascii="Calibri" w:hAnsi="Calibri" w:cs="Calibri"/>
+          <w:lang w:val="en-SG"/>
+        </w:rPr>
+      </w:pPr>
+      <w:r>
+        <w:rPr>
+          <w:rFonts w:ascii="Calibri" w:hAnsi="Calibri" w:cs="Calibri"/>
+          <w:lang w:val="en-SG"/>
+        </w:rPr>
+        <w:t>Assess and enhance security controls across infrastructure, applications, and cloud environments to meet organizational and regulatory requirements.</w:t>
+      </w:r>
+    </w:p>
+    <w:p>
+      <w:pPr>
+        <w:pStyle w:val="ListParagraph"/>
+        <w:numPr>
+          <w:ilvl w:val="0"/>
+          <w:numId w:val="13"/>
+        </w:numPr>
+        <w:tabs>
+          <w:tab w:val="left" w:pos="839"/>
+          <w:tab w:val="left" w:pos="840"/>
+        </w:tabs>
+        <w:spacing w:before="10" w:line="267" w:lineRule="exact"/>
+        <w:rPr>
+          <w:rFonts w:ascii="Calibri" w:hAnsi="Calibri" w:cs="Calibri"/>
+          <w:lang w:val="en-SG"/>
+        </w:rPr>
+      </w:pPr>
+      <w:r>
+        <w:rPr>
+          <w:rFonts w:ascii="Calibri" w:hAnsi="Calibri" w:cs="Calibri"/>
+          <w:lang w:val="en-SG"/>
+        </w:rPr>
+        <w:t>Conduct risk assessments to identify, evaluate, and communicate security risks across projects and systems.</w:t>
+      </w:r>
+    </w:p>
+    <w:p>
+      <w:pPr>
+        <w:pStyle w:val="ListParagraph"/>
+        <w:numPr>
+          <w:ilvl w:val="0"/>
+          <w:numId w:val="13"/>
+        </w:numPr>
+        <w:tabs>
+          <w:tab w:val="left" w:pos="839"/>
+          <w:tab w:val="left" w:pos="840"/>
+        </w:tabs>
+        <w:spacing w:before="10" w:line="267" w:lineRule="exact"/>
+        <w:rPr>
+          <w:rFonts w:ascii="Calibri" w:hAnsi="Calibri" w:cs="Calibri"/>
+          <w:lang w:val="en-SG"/>
+        </w:rPr>
+      </w:pPr>
+      <w:r>
+        <w:rPr>
+          <w:rFonts w:ascii="Calibri" w:hAnsi="Calibri" w:cs="Calibri"/>
+          <w:lang w:val="en-SG"/>
+        </w:rPr>
+        <w:t>Support risk reporting, control evaluation, and security advisory functions to improve organizational risk posture.</w:t>
+      </w:r>
+    </w:p>
+    <w:p>
+      <w:pPr>
+        <w:pStyle w:val="ListParagraph"/>
+        <w:numPr>
+          <w:ilvl w:val="0"/>
+          <w:numId w:val="14"/>
+        </w:numPr>
+        <w:tabs>
+          <w:tab w:val="left" w:pos="839"/>
+          <w:tab w:val="left" w:pos="840"/>
+        </w:tabs>
+        <w:spacing w:before="10" w:line="267" w:lineRule="exact"/>
+        <w:rPr>
+          <w:rFonts w:ascii="Calibri" w:hAnsi="Calibri" w:cs="Calibri"/>
+          <w:lang w:val="en-SG"/>
+        </w:rPr>
+      </w:pPr>
+      <w:r>
+        <w:rPr>
+          <w:rFonts w:ascii="Calibri" w:hAnsi="Calibri" w:cs="Calibri"/>
+          <w:lang w:val="en-SG"/>
+        </w:rPr>
+        <w:t>Secure and manage cloud infrastructure within Microsoft Azure environments, including configuration and governance of Network Security Groups (NSGs) and certificate lifecycle tracking.</w:t>
+      </w:r>
+    </w:p>
+    <w:p>
+      <w:pPr>
+        <w:pStyle w:val="ListParagraph"/>
+        <w:numPr>
+          <w:ilvl w:val="0"/>
+          <w:numId w:val="14"/>
+        </w:numPr>
+        <w:tabs>
+          <w:tab w:val="left" w:pos="839"/>
+          <w:tab w:val="left" w:pos="840"/>
+        </w:tabs>
+        <w:spacing w:before="10" w:line="267" w:lineRule="exact"/>
+        <w:rPr>
+          <w:rFonts w:ascii="Calibri" w:hAnsi="Calibri" w:cs="Calibri"/>
+          <w:lang w:val="en-SG"/>
+        </w:rPr>
+      </w:pPr>
+      <w:r>
+        <w:rPr>
+          <w:rFonts w:ascii="Calibri" w:hAnsi="Calibri" w:cs="Calibri"/>
+          <w:lang w:val="en-SG"/>
+        </w:rPr>
+        <w:t>Manage incident tracking and remediation workflows through Azure DevOps.</w:t>
+      </w:r>
+    </w:p>
+    <w:p>
+      <w:pPr>
+        <w:pStyle w:val="ListParagraph"/>
+        <w:numPr>
+          <w:ilvl w:val="0"/>
+          <w:numId w:val="14"/>
+        </w:numPr>
+        <w:tabs>
+          <w:tab w:val="left" w:pos="839"/>
+          <w:tab w:val="left" w:pos="840"/>
+        </w:tabs>
+        <w:spacing w:before="10" w:line="267" w:lineRule="exact"/>
+        <w:rPr>
+          <w:rFonts w:ascii="Calibri" w:hAnsi="Calibri" w:cs="Calibri"/>
+          <w:lang w:val="en-SG"/>
+        </w:rPr>
+      </w:pPr>
+      <w:r>
+        <w:rPr>
+          <w:rFonts w:ascii="Calibri" w:hAnsi="Calibri" w:cs="Calibri"/>
+          <w:lang w:val="en-SG"/>
+        </w:rPr>
+        <w:t>Implement and validate cloud security controls aligned with enterprise security architecture and operational requirements.</w:t>
+      </w:r>
+    </w:p>
+    <w:p>
+      <w:pPr>
+        <w:pStyle w:val="ListParagraph"/>
+        <w:numPr>
+          <w:ilvl w:val="0"/>
+          <w:numId w:val="15"/>
+        </w:numPr>
+        <w:tabs>
+          <w:tab w:val="left" w:pos="839"/>
+          <w:tab w:val="left" w:pos="840"/>
+        </w:tabs>
+        <w:spacing w:before="10" w:line="267" w:lineRule="exact"/>
+        <w:rPr>
+          <w:rFonts w:ascii="Calibri" w:hAnsi="Calibri" w:cs="Calibri"/>
+          <w:lang w:val="en-SG"/>
+        </w:rPr>
+      </w:pPr>
+      <w:r>
+        <w:rPr>
+          <w:rFonts w:ascii="Calibri" w:hAnsi="Calibri" w:cs="Calibri"/>
+          <w:lang w:val="en-SG"/>
+        </w:rPr>
+        <w:t>Designed and developed an automated risk assessment web portal to calculate risk scores and present findings to stakeholders and clients.</w:t>
+      </w:r>
+    </w:p>
+    <w:p>
+      <w:pPr>
+        <w:pStyle w:val="ListParagraph"/>
+        <w:numPr>
+          <w:ilvl w:val="0"/>
+          <w:numId w:val="15"/>
+        </w:numPr>
+        <w:tabs>
+          <w:tab w:val="left" w:pos="839"/>
+          <w:tab w:val="left" w:pos="840"/>
+        </w:tabs>
+        <w:spacing w:before="10" w:line="267" w:lineRule="exact"/>
+        <w:rPr>
+          <w:rFonts w:ascii="Calibri" w:hAnsi="Calibri" w:cs="Calibri"/>
+          <w:lang w:val="en-SG"/>
+        </w:rPr>
+      </w:pPr>
+      <w:r>
+        <w:rPr>
+          <w:rFonts w:ascii="Calibri" w:hAnsi="Calibri" w:cs="Calibri"/>
+          <w:lang w:val="en-SG"/>
+        </w:rPr>
+        <w:t>Develop security automation solutions, including a File Integrity Monitoring (FIM) web defacement detection system for internal and intranet environments.</w:t>
+      </w:r>
+    </w:p>
+    <w:p>
+      <w:pPr>
+        <w:pStyle w:val="ListParagraph"/>
+        <w:numPr>
+          <w:ilvl w:val="0"/>
+          <w:numId w:val="16"/>
+        </w:numPr>
+        <w:tabs>
+          <w:tab w:val="left" w:pos="839"/>
+          <w:tab w:val="left" w:pos="840"/>
+        </w:tabs>
+        <w:spacing w:before="10" w:line="267" w:lineRule="exact"/>
+        <w:rPr>
+          <w:rFonts w:ascii="Calibri" w:hAnsi="Calibri" w:cs="Calibri"/>
+          <w:lang w:val="en-SG"/>
+        </w:rPr>
+      </w:pPr>
+      <w:r>
+        <w:rPr>
+          <w:rFonts w:ascii="Calibri" w:hAnsi="Calibri" w:cs="Calibri"/>
+          <w:lang w:val="en-SG"/>
+        </w:rPr>
+        <w:t>Develop and maintain security documentation including architecture design documents, incident reports, playbooks, and SOPs.</w:t>
+      </w:r>
+    </w:p>
+    <w:p>
+      <w:pPr>
+        <w:pStyle w:val="ListParagraph"/>
+        <w:numPr>
+          <w:ilvl w:val="0"/>
+          <w:numId w:val="16"/>
+        </w:numPr>
+        <w:tabs>
+          <w:tab w:val="left" w:pos="839"/>
+          <w:tab w:val="left" w:pos="840"/>
+        </w:tabs>
+        <w:spacing w:before="10" w:line="267" w:lineRule="exact"/>
+        <w:rPr>
+          <w:rFonts w:ascii="Calibri" w:hAnsi="Calibri" w:cs="Calibri"/>
+          <w:lang w:val="en-SG"/>
+        </w:rPr>
+      </w:pPr>
+      <w:r>
+        <w:rPr>
+          <w:rFonts w:ascii="Calibri" w:hAnsi="Calibri" w:cs="Calibri"/>
+          <w:lang w:val="en-SG"/>
+        </w:rPr>
+        <w:t>Collaborate with internal IT, application teams, and third-party vendors on digital forensics, Vulnerability Assessment</w:t>
+      </w:r>
+      <w:r>
+        <w:rPr>
+          <w:rFonts w:ascii="Calibri" w:hAnsi="Calibri" w:cs="Calibri"/>
+          <w:lang w:val="en-SG"/>
+        </w:rPr>
+        <w:t xml:space="preserve"> </w:t>
+      </w:r>
+      <w:r>
+        <w:rPr>
+          <w:rFonts w:ascii="Calibri" w:hAnsi="Calibri" w:cs="Calibri"/>
+          <w:lang w:val="en-SG"/>
+        </w:rPr>
+        <w:t>(VA), and Web Penetration Testing (WPT).</w:t>
+      </w:r>
+    </w:p>
+    <w:p>
+      <w:pPr>
+        <w:pStyle w:val="ListParagraph"/>
+        <w:numPr>
+          <w:ilvl w:val="0"/>
+          <w:numId w:val="16"/>
+        </w:numPr>
+        <w:tabs>
+          <w:tab w:val="left" w:pos="839"/>
+          <w:tab w:val="left" w:pos="840"/>
+        </w:tabs>
+        <w:spacing w:before="10" w:line="267" w:lineRule="exact"/>
+        <w:rPr>
+          <w:rFonts w:ascii="Calibri" w:hAnsi="Calibri" w:cs="Calibri"/>
+          <w:lang w:val="en-SG"/>
+        </w:rPr>
+      </w:pPr>
+      <w:r>
+        <w:rPr>
+          <w:rFonts w:ascii="Calibri" w:hAnsi="Calibri" w:cs="Calibri"/>
+          <w:lang w:val="en-SG"/>
+        </w:rPr>
+        <w:t>Support operational teams to ensure project deliverables meet defined security requirements, standards, and best practices.</w:t>
+      </w:r>
+    </w:p>
+    <w:p>
+      <w:pPr>
+        <w:pStyle w:val="ListParagraph"/>
+        <w:numPr>
+          <w:ilvl w:val="0"/>
+          <w:numId w:val="16"/>
+        </w:numPr>
+        <w:tabs>
+          <w:tab w:val="left" w:pos="839"/>
+          <w:tab w:val="left" w:pos="840"/>
+        </w:tabs>
+        <w:spacing w:before="10" w:line="267" w:lineRule="exact"/>
+        <w:rPr>
+          <w:rFonts w:ascii="Calibri" w:hAnsi="Calibri" w:cs="Calibri"/>
+          <w:lang w:val="en-SG"/>
+        </w:rPr>
+      </w:pPr>
+      <w:r>
+        <w:rPr>
+          <w:rFonts w:ascii="Calibri" w:hAnsi="Calibri" w:cs="Calibri"/>
+          <w:lang w:val="en-SG"/>
+        </w:rPr>
+        <w:t>Prepare security reports, risk findings, and actionable recommendations for stakeholders and clients.</w:t>
+      </w:r>
+    </w:p>
+    <w:p>
+      <w:pPr>
+        <w:pStyle w:val="ListParagraph"/>
+        <w:tabs>
+          <w:tab w:val="left" w:pos="839"/>
+          <w:tab w:val="left" w:pos="840"/>
+        </w:tabs>
+        <w:spacing w:before="10" w:line="267" w:lineRule="exact"/>
+        <w:ind w:left="720" w:firstLine="0"/>
+        <w:rPr>
+          <w:rFonts w:ascii="Calibri" w:hAnsi="Calibri" w:cs="Calibri"/>
+          <w:lang w:val="en-SG"/>
+        </w:rPr>
+      </w:pPr>
+    </w:p>
+    <w:p>
+      <w:pPr>
+        <w:pStyle w:val="ListParagraph"/>
+        <w:tabs>
+          <w:tab w:val="left" w:pos="839"/>
+          <w:tab w:val="left" w:pos="840"/>
+        </w:tabs>
+        <w:spacing w:before="10" w:line="267" w:lineRule="exact"/>
+        <w:ind w:left="720" w:firstLine="0"/>
+        <w:rPr>
+          <w:rFonts w:ascii="Calibri" w:hAnsi="Calibri" w:cs="Calibri"/>
+          <w:lang w:val="en-SG"/>
+        </w:rPr>
+      </w:pPr>
+    </w:p>
+    <w:p>
+      <w:pPr>
+        <w:pStyle w:val="ListParagraph"/>
+        <w:tabs>
+          <w:tab w:val="left" w:pos="839"/>
+          <w:tab w:val="left" w:pos="840"/>
+        </w:tabs>
+        <w:spacing w:before="10" w:line="267" w:lineRule="exact"/>
+        <w:ind w:left="720" w:firstLine="0"/>
+        <w:rPr>
+          <w:rFonts w:ascii="Calibri" w:hAnsi="Calibri" w:cs="Calibri"/>
+          <w:lang w:val="en-SG"/>
+        </w:rPr>
+      </w:pPr>
+    </w:p>
+    <w:p>
+      <w:pPr>
+        <w:pStyle w:val="ListParagraph"/>
+        <w:tabs>
+          <w:tab w:val="left" w:pos="839"/>
+          <w:tab w:val="left" w:pos="840"/>
+        </w:tabs>
+        <w:spacing w:before="10" w:line="267" w:lineRule="exact"/>
+        <w:ind w:left="720" w:firstLine="0"/>
+        <w:rPr>
+          <w:rFonts w:ascii="Calibri" w:hAnsi="Calibri" w:cs="Calibri"/>
+          <w:lang w:val="en-SG"/>
+        </w:rPr>
+      </w:pPr>
+    </w:p>
+    <w:p>
+      <w:pPr>
+        <w:pStyle w:val="ListParagraph"/>
+        <w:tabs>
+          <w:tab w:val="left" w:pos="839"/>
+          <w:tab w:val="left" w:pos="840"/>
+        </w:tabs>
+        <w:spacing w:before="10" w:line="267" w:lineRule="exact"/>
+        <w:ind w:left="720" w:firstLine="0"/>
+        <w:rPr>
+          <w:rFonts w:ascii="Calibri" w:hAnsi="Calibri" w:cs="Calibri"/>
+          <w:lang w:val="en-SG"/>
+        </w:rPr>
+      </w:pPr>
+    </w:p>
+    <w:p>
+      <w:pPr>
+        <w:pStyle w:val="ListParagraph"/>
+        <w:tabs>
+          <w:tab w:val="left" w:pos="839"/>
+          <w:tab w:val="left" w:pos="840"/>
+        </w:tabs>
+        <w:spacing w:before="10" w:line="267" w:lineRule="exact"/>
+        <w:ind w:left="720" w:firstLine="0"/>
+        <w:rPr>
+          <w:rFonts w:ascii="Calibri" w:hAnsi="Calibri" w:cs="Calibri"/>
+          <w:lang w:val="en-SG"/>
+        </w:rPr>
+      </w:pPr>
+    </w:p>
+    <w:p>
+      <w:pPr>
+        <w:pStyle w:val="ListParagraph"/>
+        <w:tabs>
+          <w:tab w:val="left" w:pos="839"/>
+          <w:tab w:val="left" w:pos="840"/>
+        </w:tabs>
+        <w:spacing w:before="10" w:line="267" w:lineRule="exact"/>
+        <w:ind w:left="720" w:firstLine="0"/>
+        <w:rPr>
+          <w:rFonts w:ascii="Calibri" w:hAnsi="Calibri" w:cs="Calibri"/>
+          <w:lang w:val="en-SG"/>
+        </w:rPr>
+      </w:pPr>
+    </w:p>
+    <w:p>
+      <w:pPr>
+        <w:pStyle w:val="ListParagraph"/>
+        <w:tabs>
+          <w:tab w:val="left" w:pos="839"/>
+          <w:tab w:val="left" w:pos="840"/>
+        </w:tabs>
+        <w:spacing w:before="10" w:line="267" w:lineRule="exact"/>
+        <w:ind w:firstLine="0"/>
+        <w:rPr>
+          <w:rFonts w:ascii="Calibri" w:hAnsi="Calibri" w:cs="Calibri"/>
+          <w:sz w:val="23"/>
+        </w:rPr>
+      </w:pPr>
+    </w:p>
+    <w:p>
+      <w:pPr>
+        <w:tabs>
+          <w:tab w:val="left" w:pos="10005"/>
+        </w:tabs>
+        <w:ind w:left="119"/>
+        <w:rPr>
+          <w:rFonts w:ascii="Calibri" w:hAnsi="Calibri" w:cs="Calibri"/>
+        </w:rPr>
+      </w:pPr>
+      <w:r>
+        <w:rPr>
+          <w:rFonts w:ascii="Calibri" w:hAnsi="Calibri" w:cs="Calibri"/>
+          <w:b/>
+        </w:rPr>
+        <w:t xml:space="preserve">Ensign </w:t>
+      </w:r>
+      <w:proofErr w:type="spellStart"/>
+      <w:r>
+        <w:rPr>
+          <w:rFonts w:ascii="Calibri" w:hAnsi="Calibri" w:cs="Calibri"/>
+          <w:b/>
+        </w:rPr>
+        <w:t>InfoSecurity</w:t>
+      </w:r>
+      <w:proofErr w:type="spellEnd"/>
+      <w:r>
+        <w:rPr>
+          <w:rFonts w:ascii="Calibri" w:hAnsi="Calibri" w:cs="Calibri"/>
+          <w:b/>
+        </w:rPr>
+        <w:tab/>
+      </w:r>
+      <w:r>
+        <w:rPr>
+          <w:rFonts w:ascii="Calibri" w:hAnsi="Calibri" w:cs="Calibri"/>
+          <w:spacing w:val="-3"/>
+        </w:rPr>
+        <w:t>Singapore</w:t>
+      </w:r>
+    </w:p>
+    <w:p>
+      <w:pPr>
+        <w:tabs>
+          <w:tab w:val="left" w:pos="8621"/>
+        </w:tabs>
+        <w:spacing w:before="11" w:line="251" w:lineRule="exact"/>
+        <w:ind w:left="119"/>
+        <w:rPr>
+          <w:rFonts w:ascii="Calibri" w:hAnsi="Calibri" w:cs="Calibri"/>
+        </w:rPr>
+      </w:pPr>
+      <w:r>
+        <w:rPr>
+          <w:rFonts w:ascii="Calibri" w:hAnsi="Calibri" w:cs="Calibri"/>
+          <w:b/>
+        </w:rPr>
+        <w:lastRenderedPageBreak/>
+        <w:t>S</w:t>
+      </w:r>
+      <w:r>
+        <w:rPr>
+          <w:rFonts w:ascii="Calibri" w:hAnsi="Calibri" w:cs="Calibri"/>
+          <w:b/>
+        </w:rPr>
+        <w:t>OC</w:t>
+      </w:r>
+      <w:r>
+        <w:rPr>
+          <w:rFonts w:ascii="Calibri" w:hAnsi="Calibri" w:cs="Calibri"/>
+          <w:b/>
+        </w:rPr>
+        <w:t xml:space="preserve"> Analyst</w:t>
+      </w:r>
+      <w:r>
+        <w:rPr>
+          <w:rFonts w:ascii="Calibri" w:hAnsi="Calibri" w:cs="Calibri"/>
+          <w:b/>
+        </w:rPr>
+        <w:tab/>
+      </w:r>
+      <w:r>
+        <w:rPr>
+          <w:rFonts w:ascii="Calibri" w:hAnsi="Calibri" w:cs="Calibri"/>
+          <w:b/>
+        </w:rPr>
+        <w:t xml:space="preserve">       </w:t>
+      </w:r>
+      <w:r>
+        <w:rPr>
+          <w:rFonts w:ascii="Calibri" w:hAnsi="Calibri" w:cs="Calibri"/>
+        </w:rPr>
+        <w:t>Oct 2023</w:t>
+      </w:r>
+      <w:r>
+        <w:rPr>
+          <w:rFonts w:ascii="Calibri" w:hAnsi="Calibri" w:cs="Calibri"/>
+          <w:spacing w:val="-6"/>
+        </w:rPr>
+        <w:t xml:space="preserve"> </w:t>
+      </w:r>
+      <w:r>
+        <w:rPr>
+          <w:rFonts w:ascii="Calibri" w:hAnsi="Calibri" w:cs="Calibri"/>
+        </w:rPr>
+        <w:t xml:space="preserve">– </w:t>
+      </w:r>
+      <w:r>
+        <w:rPr>
+          <w:rFonts w:ascii="Calibri" w:hAnsi="Calibri" w:cs="Calibri"/>
+        </w:rPr>
+        <w:t>April 2025</w:t>
       </w:r>
     </w:p>
     <w:p>
@@ -570,16 +1201,16 @@
           <w:tab w:val="left" w:pos="839"/>
           <w:tab w:val="left" w:pos="840"/>
         </w:tabs>
-        <w:spacing w:line="264" w:lineRule="exact"/>
-        <w:rPr>
-          <w:rFonts w:ascii="Calibri" w:hAnsi="Calibri" w:cs="Calibri"/>
-        </w:rPr>
-      </w:pPr>
-      <w:r>
-        <w:rPr>
-          <w:rFonts w:ascii="Calibri" w:hAnsi="Calibri" w:cs="Calibri"/>
-        </w:rPr>
-        <w:t>Support operations to ensure deliverables comply with security requirements and standards</w:t>
+        <w:spacing w:line="254" w:lineRule="exact"/>
+        <w:rPr>
+          <w:rFonts w:ascii="Calibri" w:hAnsi="Calibri" w:cs="Calibri"/>
+        </w:rPr>
+      </w:pPr>
+      <w:r>
+        <w:rPr>
+          <w:rFonts w:ascii="Calibri" w:hAnsi="Calibri" w:cs="Calibri"/>
+        </w:rPr>
+        <w:t>Investigate security events using logs from SIEM, EDR, firewalls, endpoints, and authentication systems</w:t>
       </w:r>
     </w:p>
     <w:p>
@@ -593,16 +1224,16 @@
           <w:tab w:val="left" w:pos="839"/>
           <w:tab w:val="left" w:pos="840"/>
         </w:tabs>
-        <w:spacing w:line="267" w:lineRule="exact"/>
-        <w:rPr>
-          <w:rFonts w:ascii="Calibri" w:hAnsi="Calibri" w:cs="Calibri"/>
-        </w:rPr>
-      </w:pPr>
-      <w:r>
-        <w:rPr>
-          <w:rFonts w:ascii="Calibri" w:hAnsi="Calibri" w:cs="Calibri"/>
-        </w:rPr>
-        <w:t>Develop security documentation (design docs, System Security Acceptance Test documents, technical presentations)</w:t>
+        <w:spacing w:line="254" w:lineRule="exact"/>
+        <w:rPr>
+          <w:rFonts w:ascii="Calibri" w:hAnsi="Calibri" w:cs="Calibri"/>
+        </w:rPr>
+      </w:pPr>
+      <w:r>
+        <w:rPr>
+          <w:rFonts w:ascii="Calibri" w:hAnsi="Calibri" w:cs="Calibri"/>
+        </w:rPr>
+        <w:t>Conduct initial incident analysis on network anomalies, endpoint threats, and suspicious activities</w:t>
       </w:r>
     </w:p>
     <w:p>
@@ -616,16 +1247,16 @@
           <w:tab w:val="left" w:pos="839"/>
           <w:tab w:val="left" w:pos="840"/>
         </w:tabs>
-        <w:spacing w:line="267" w:lineRule="exact"/>
-        <w:rPr>
-          <w:rFonts w:ascii="Calibri" w:hAnsi="Calibri" w:cs="Calibri"/>
-        </w:rPr>
-      </w:pPr>
-      <w:r>
-        <w:rPr>
-          <w:rFonts w:ascii="Calibri" w:hAnsi="Calibri" w:cs="Calibri"/>
-        </w:rPr>
-        <w:t>Monitor and analyze alerts from SIEM (Splunk), IDS/IPS, firewalls, Trend Micro Vision One, and other security platforms</w:t>
+        <w:spacing w:line="254" w:lineRule="exact"/>
+        <w:rPr>
+          <w:rFonts w:ascii="Calibri" w:hAnsi="Calibri" w:cs="Calibri"/>
+        </w:rPr>
+      </w:pPr>
+      <w:r>
+        <w:rPr>
+          <w:rFonts w:ascii="Calibri" w:hAnsi="Calibri" w:cs="Calibri"/>
+        </w:rPr>
+        <w:t>Support threat hunting, vulnerability monitoring, and policy/data loss violation detection</w:t>
       </w:r>
     </w:p>
     <w:p>
@@ -639,16 +1270,16 @@
           <w:tab w:val="left" w:pos="839"/>
           <w:tab w:val="left" w:pos="840"/>
         </w:tabs>
-        <w:spacing w:line="267" w:lineRule="exact"/>
-        <w:rPr>
-          <w:rFonts w:ascii="Calibri" w:hAnsi="Calibri" w:cs="Calibri"/>
-        </w:rPr>
-      </w:pPr>
-      <w:r>
-        <w:rPr>
-          <w:rFonts w:ascii="Calibri" w:hAnsi="Calibri" w:cs="Calibri"/>
-        </w:rPr>
-        <w:t>Manage and review privileged access activities (CyberArk PAM)</w:t>
+        <w:spacing w:line="254" w:lineRule="exact"/>
+        <w:rPr>
+          <w:rFonts w:ascii="Calibri" w:hAnsi="Calibri" w:cs="Calibri"/>
+        </w:rPr>
+      </w:pPr>
+      <w:r>
+        <w:rPr>
+          <w:rFonts w:ascii="Calibri" w:hAnsi="Calibri" w:cs="Calibri"/>
+        </w:rPr>
+        <w:t>Liaise with customers during incidents to identify root cause and recommend mitigation/remediation</w:t>
       </w:r>
     </w:p>
     <w:p>
@@ -662,16 +1293,16 @@
           <w:tab w:val="left" w:pos="839"/>
           <w:tab w:val="left" w:pos="840"/>
         </w:tabs>
-        <w:spacing w:line="267" w:lineRule="exact"/>
-        <w:rPr>
-          <w:rFonts w:ascii="Calibri" w:hAnsi="Calibri" w:cs="Calibri"/>
-        </w:rPr>
-      </w:pPr>
-      <w:r>
-        <w:rPr>
-          <w:rFonts w:ascii="Calibri" w:hAnsi="Calibri" w:cs="Calibri"/>
-        </w:rPr>
-        <w:t>Investigate security incidents to determine root cause, impact, and severity</w:t>
+        <w:spacing w:line="254" w:lineRule="exact"/>
+        <w:rPr>
+          <w:rFonts w:ascii="Calibri" w:hAnsi="Calibri" w:cs="Calibri"/>
+        </w:rPr>
+      </w:pPr>
+      <w:r>
+        <w:rPr>
+          <w:rFonts w:ascii="Calibri" w:hAnsi="Calibri" w:cs="Calibri"/>
+        </w:rPr>
+        <w:t>Handle Change Requests, Service Requests, and incident-related enquiries</w:t>
       </w:r>
     </w:p>
     <w:p>
@@ -685,16 +1316,16 @@
           <w:tab w:val="left" w:pos="839"/>
           <w:tab w:val="left" w:pos="840"/>
         </w:tabs>
-        <w:spacing w:line="267" w:lineRule="exact"/>
-        <w:rPr>
-          <w:rFonts w:ascii="Calibri" w:hAnsi="Calibri" w:cs="Calibri"/>
-        </w:rPr>
-      </w:pPr>
-      <w:r>
-        <w:rPr>
-          <w:rFonts w:ascii="Calibri" w:hAnsi="Calibri" w:cs="Calibri"/>
-        </w:rPr>
-        <w:t>Execute incident response procedures and coordinate containment and remediation</w:t>
+        <w:spacing w:line="254" w:lineRule="exact"/>
+        <w:rPr>
+          <w:rFonts w:ascii="Calibri" w:hAnsi="Calibri" w:cs="Calibri"/>
+        </w:rPr>
+      </w:pPr>
+      <w:r>
+        <w:rPr>
+          <w:rFonts w:ascii="Calibri" w:hAnsi="Calibri" w:cs="Calibri"/>
+        </w:rPr>
+        <w:t>Assist in improving incident response workflows, SOPs, and detection use cases</w:t>
       </w:r>
     </w:p>
     <w:p>
@@ -708,16 +1339,16 @@
           <w:tab w:val="left" w:pos="839"/>
           <w:tab w:val="left" w:pos="840"/>
         </w:tabs>
-        <w:spacing w:line="267" w:lineRule="exact"/>
-        <w:rPr>
-          <w:rFonts w:ascii="Calibri" w:hAnsi="Calibri" w:cs="Calibri"/>
-        </w:rPr>
-      </w:pPr>
-      <w:r>
-        <w:rPr>
-          <w:rFonts w:ascii="Calibri" w:hAnsi="Calibri" w:cs="Calibri"/>
-        </w:rPr>
-        <w:t>Work with third parties on forensics, VAPT (Vulnerability Assessment &amp; Penetration Testing), and WPT (Web Penetration Testing)</w:t>
+        <w:spacing w:line="254" w:lineRule="exact"/>
+        <w:rPr>
+          <w:rFonts w:ascii="Calibri" w:hAnsi="Calibri" w:cs="Calibri"/>
+        </w:rPr>
+      </w:pPr>
+      <w:r>
+        <w:rPr>
+          <w:rFonts w:ascii="Calibri" w:hAnsi="Calibri" w:cs="Calibri"/>
+        </w:rPr>
+        <w:t>Translate threat intelligence into actionable detections</w:t>
       </w:r>
     </w:p>
     <w:p>
@@ -731,16 +1362,16 @@
           <w:tab w:val="left" w:pos="839"/>
           <w:tab w:val="left" w:pos="840"/>
         </w:tabs>
-        <w:spacing w:line="267" w:lineRule="exact"/>
-        <w:rPr>
-          <w:rFonts w:ascii="Calibri" w:hAnsi="Calibri" w:cs="Calibri"/>
-        </w:rPr>
-      </w:pPr>
-      <w:r>
-        <w:rPr>
-          <w:rFonts w:ascii="Calibri" w:hAnsi="Calibri" w:cs="Calibri"/>
-        </w:rPr>
-        <w:t>Collaborate with IT and application teams to implement security controls and mitigate risks</w:t>
+        <w:spacing w:line="254" w:lineRule="exact"/>
+        <w:rPr>
+          <w:rFonts w:ascii="Calibri" w:hAnsi="Calibri" w:cs="Calibri"/>
+        </w:rPr>
+      </w:pPr>
+      <w:r>
+        <w:rPr>
+          <w:rFonts w:ascii="Calibri" w:hAnsi="Calibri" w:cs="Calibri"/>
+        </w:rPr>
+        <w:t>Develop and tune detection logic in SIEM/EDR platforms</w:t>
       </w:r>
     </w:p>
     <w:p>
@@ -754,16 +1385,16 @@
           <w:tab w:val="left" w:pos="839"/>
           <w:tab w:val="left" w:pos="840"/>
         </w:tabs>
-        <w:spacing w:line="267" w:lineRule="exact"/>
-        <w:rPr>
-          <w:rFonts w:ascii="Calibri" w:hAnsi="Calibri" w:cs="Calibri"/>
-        </w:rPr>
-      </w:pPr>
-      <w:r>
-        <w:rPr>
-          <w:rFonts w:ascii="Calibri" w:hAnsi="Calibri" w:cs="Calibri"/>
-        </w:rPr>
-        <w:t>Develop security automation tools, including a File Integrity Monitoring (FIM) web defacement detection solution for internal/intranet environments</w:t>
+        <w:spacing w:line="254" w:lineRule="exact"/>
+        <w:rPr>
+          <w:rFonts w:ascii="Calibri" w:hAnsi="Calibri" w:cs="Calibri"/>
+        </w:rPr>
+      </w:pPr>
+      <w:r>
+        <w:rPr>
+          <w:rFonts w:ascii="Calibri" w:hAnsi="Calibri" w:cs="Calibri"/>
+        </w:rPr>
+        <w:t xml:space="preserve">Produce CVE reports and security advisories based on emerging threats. </w:t>
       </w:r>
     </w:p>
     <w:p>
@@ -777,16 +1408,16 @@
           <w:tab w:val="left" w:pos="839"/>
           <w:tab w:val="left" w:pos="840"/>
         </w:tabs>
-        <w:spacing w:line="267" w:lineRule="exact"/>
-        <w:rPr>
-          <w:rFonts w:ascii="Calibri" w:hAnsi="Calibri" w:cs="Calibri"/>
-        </w:rPr>
-      </w:pPr>
-      <w:r>
-        <w:rPr>
-          <w:rFonts w:ascii="Calibri" w:hAnsi="Calibri" w:cs="Calibri"/>
-        </w:rPr>
-        <w:t>Maintain and update security documentation, incident reports, playbooks, and SOPs</w:t>
+        <w:spacing w:line="254" w:lineRule="exact"/>
+        <w:rPr>
+          <w:rFonts w:ascii="Calibri" w:hAnsi="Calibri" w:cs="Calibri"/>
+        </w:rPr>
+      </w:pPr>
+      <w:r>
+        <w:rPr>
+          <w:rFonts w:ascii="Calibri" w:hAnsi="Calibri" w:cs="Calibri"/>
+        </w:rPr>
+        <w:t>Contributed to MSSP tender proposals (SOC &amp; detection capabilities)</w:t>
       </w:r>
     </w:p>
     <w:p>
@@ -800,16 +1431,16 @@
           <w:tab w:val="left" w:pos="839"/>
           <w:tab w:val="left" w:pos="840"/>
         </w:tabs>
-        <w:spacing w:line="267" w:lineRule="exact"/>
-        <w:rPr>
-          <w:rFonts w:ascii="Calibri" w:hAnsi="Calibri" w:cs="Calibri"/>
-        </w:rPr>
-      </w:pPr>
-      <w:r>
-        <w:rPr>
-          <w:rFonts w:ascii="Calibri" w:hAnsi="Calibri" w:cs="Calibri"/>
-        </w:rPr>
-        <w:t>Stay current with emerging threats, vulnerabilities, and cybersecurity trends</w:t>
+        <w:spacing w:line="254" w:lineRule="exact"/>
+        <w:rPr>
+          <w:rFonts w:ascii="Calibri" w:hAnsi="Calibri" w:cs="Calibri"/>
+        </w:rPr>
+      </w:pPr>
+      <w:r>
+        <w:rPr>
+          <w:rFonts w:ascii="Calibri" w:hAnsi="Calibri" w:cs="Calibri"/>
+        </w:rPr>
+        <w:t>Built a sound-triggered alert system for critical events</w:t>
       </w:r>
     </w:p>
     <w:p>
@@ -823,16 +1454,530 @@
           <w:tab w:val="left" w:pos="839"/>
           <w:tab w:val="left" w:pos="840"/>
         </w:tabs>
-        <w:spacing w:line="267" w:lineRule="exact"/>
-        <w:rPr>
-          <w:rFonts w:ascii="Calibri" w:hAnsi="Calibri" w:cs="Calibri"/>
-        </w:rPr>
-      </w:pPr>
-      <w:r>
-        <w:rPr>
-          <w:rFonts w:ascii="Calibri" w:hAnsi="Calibri" w:cs="Calibri"/>
-        </w:rPr>
-        <w:t>Prepare security reports, risk findings, and recommendations for stakeholders/clients</w:t>
+        <w:spacing w:line="254" w:lineRule="exact"/>
+        <w:rPr>
+          <w:rFonts w:ascii="Calibri" w:hAnsi="Calibri" w:cs="Calibri"/>
+        </w:rPr>
+      </w:pPr>
+      <w:r>
+        <w:rPr>
+          <w:rFonts w:ascii="Calibri" w:hAnsi="Calibri" w:cs="Calibri"/>
+        </w:rPr>
+        <w:t>Developing a Query Converter tool for cross-platform detection queries</w:t>
+      </w:r>
+    </w:p>
+    <w:p>
+      <w:pPr>
+        <w:pStyle w:val="ListParagraph"/>
+        <w:tabs>
+          <w:tab w:val="left" w:pos="839"/>
+          <w:tab w:val="left" w:pos="840"/>
+        </w:tabs>
+        <w:spacing w:line="254" w:lineRule="exact"/>
+        <w:ind w:left="0" w:firstLine="0"/>
+        <w:rPr>
+          <w:rFonts w:ascii="Calibri" w:hAnsi="Calibri" w:cs="Calibri"/>
+        </w:rPr>
+      </w:pPr>
+    </w:p>
+    <w:p>
+      <w:pPr>
+        <w:pStyle w:val="ListParagraph"/>
+        <w:tabs>
+          <w:tab w:val="left" w:pos="839"/>
+          <w:tab w:val="left" w:pos="840"/>
+        </w:tabs>
+        <w:spacing w:line="254" w:lineRule="exact"/>
+        <w:ind w:left="0" w:firstLine="0"/>
+        <w:rPr>
+          <w:rFonts w:ascii="Calibri" w:hAnsi="Calibri" w:cs="Calibri"/>
+        </w:rPr>
+      </w:pPr>
+    </w:p>
+    <w:p>
+      <w:pPr>
+        <w:tabs>
+          <w:tab w:val="left" w:pos="10005"/>
+        </w:tabs>
+        <w:ind w:left="119"/>
+        <w:rPr>
+          <w:rFonts w:ascii="Calibri" w:hAnsi="Calibri" w:cs="Calibri"/>
+        </w:rPr>
+      </w:pPr>
+      <w:r>
+        <w:rPr>
+          <w:rFonts w:ascii="Calibri" w:hAnsi="Calibri" w:cs="Calibri"/>
+          <w:b/>
+        </w:rPr>
+        <w:t>A-Smart Holdings Ltd</w:t>
+      </w:r>
+      <w:r>
+        <w:rPr>
+          <w:rFonts w:ascii="Calibri" w:hAnsi="Calibri" w:cs="Calibri"/>
+          <w:b/>
+        </w:rPr>
+        <w:tab/>
+      </w:r>
+      <w:r>
+        <w:rPr>
+          <w:rFonts w:ascii="Calibri" w:hAnsi="Calibri" w:cs="Calibri"/>
+          <w:spacing w:val="-3"/>
+        </w:rPr>
+        <w:t>Singapore</w:t>
+      </w:r>
+    </w:p>
+    <w:p>
+      <w:pPr>
+        <w:tabs>
+          <w:tab w:val="left" w:pos="8621"/>
+        </w:tabs>
+        <w:spacing w:before="11" w:line="251" w:lineRule="exact"/>
+        <w:rPr>
+          <w:rFonts w:ascii="Calibri" w:hAnsi="Calibri" w:cs="Calibri"/>
+        </w:rPr>
+      </w:pPr>
+      <w:r>
+        <w:rPr>
+          <w:rFonts w:ascii="Calibri" w:hAnsi="Calibri" w:cs="Calibri"/>
+          <w:b/>
+        </w:rPr>
+        <w:t>Augmented Reality Consultant</w:t>
+      </w:r>
+      <w:r>
+        <w:rPr>
+          <w:rFonts w:ascii="Calibri" w:hAnsi="Calibri" w:cs="Calibri"/>
+          <w:b/>
+        </w:rPr>
+        <w:tab/>
+        <w:t xml:space="preserve">       </w:t>
+      </w:r>
+      <w:r>
+        <w:rPr>
+          <w:rFonts w:ascii="Calibri" w:hAnsi="Calibri" w:cs="Calibri"/>
+          <w:b/>
+        </w:rPr>
+        <w:t xml:space="preserve">   </w:t>
+      </w:r>
+      <w:r>
+        <w:rPr>
+          <w:rFonts w:ascii="Calibri" w:hAnsi="Calibri" w:cs="Calibri"/>
+        </w:rPr>
+        <w:t>Jul</w:t>
+      </w:r>
+      <w:r>
+        <w:rPr>
+          <w:rFonts w:ascii="Calibri" w:hAnsi="Calibri" w:cs="Calibri"/>
+        </w:rPr>
+        <w:t xml:space="preserve"> 20</w:t>
+      </w:r>
+      <w:r>
+        <w:rPr>
+          <w:rFonts w:ascii="Calibri" w:hAnsi="Calibri" w:cs="Calibri"/>
+        </w:rPr>
+        <w:t>19</w:t>
+      </w:r>
+      <w:r>
+        <w:rPr>
+          <w:rFonts w:ascii="Calibri" w:hAnsi="Calibri" w:cs="Calibri"/>
+          <w:spacing w:val="-6"/>
+        </w:rPr>
+        <w:t xml:space="preserve"> </w:t>
+      </w:r>
+      <w:r>
+        <w:rPr>
+          <w:rFonts w:ascii="Calibri" w:hAnsi="Calibri" w:cs="Calibri"/>
+        </w:rPr>
+        <w:t xml:space="preserve">– </w:t>
+      </w:r>
+      <w:r>
+        <w:rPr>
+          <w:rFonts w:ascii="Calibri" w:hAnsi="Calibri" w:cs="Calibri"/>
+        </w:rPr>
+        <w:t>Dec</w:t>
+      </w:r>
+      <w:r>
+        <w:rPr>
+          <w:rFonts w:ascii="Calibri" w:hAnsi="Calibri" w:cs="Calibri"/>
+        </w:rPr>
+        <w:t xml:space="preserve"> 20</w:t>
+      </w:r>
+      <w:r>
+        <w:rPr>
+          <w:rFonts w:ascii="Calibri" w:hAnsi="Calibri" w:cs="Calibri"/>
+        </w:rPr>
+        <w:t>19</w:t>
+      </w:r>
+    </w:p>
+    <w:p>
+      <w:pPr>
+        <w:tabs>
+          <w:tab w:val="left" w:pos="8621"/>
+        </w:tabs>
+        <w:spacing w:before="11" w:line="251" w:lineRule="exact"/>
+        <w:rPr>
+          <w:rFonts w:ascii="Calibri" w:hAnsi="Calibri" w:cs="Calibri"/>
+        </w:rPr>
+      </w:pPr>
+      <w:r>
+        <w:rPr>
+          <w:rFonts w:ascii="Calibri" w:hAnsi="Calibri" w:cs="Calibri"/>
+        </w:rPr>
+        <w:t xml:space="preserve">       </w:t>
+      </w:r>
+      <w:r>
+        <w:rPr>
+          <w:rFonts w:ascii="Calibri" w:hAnsi="Calibri" w:cs="Calibri"/>
+        </w:rPr>
+        <w:t xml:space="preserve">• </w:t>
+      </w:r>
+      <w:r>
+        <w:rPr>
+          <w:rFonts w:ascii="Calibri" w:hAnsi="Calibri" w:cs="Calibri"/>
+        </w:rPr>
+        <w:t xml:space="preserve">     </w:t>
+      </w:r>
+      <w:r>
+        <w:rPr>
+          <w:rFonts w:ascii="Calibri" w:hAnsi="Calibri" w:cs="Calibri"/>
+        </w:rPr>
+        <w:t>Assisted in the development and testing of augmented reality (AR) experiences, including smart mirror solutions for virtual clothing and visualization</w:t>
+      </w:r>
+      <w:r>
+        <w:rPr>
+          <w:rFonts w:ascii="Calibri" w:hAnsi="Calibri" w:cs="Calibri"/>
+        </w:rPr>
+        <w:br/>
+      </w:r>
+      <w:r>
+        <w:rPr>
+          <w:rFonts w:ascii="Calibri" w:hAnsi="Calibri" w:cs="Calibri"/>
+        </w:rPr>
+        <w:t xml:space="preserve">       </w:t>
+      </w:r>
+      <w:r>
+        <w:rPr>
+          <w:rFonts w:ascii="Calibri" w:hAnsi="Calibri" w:cs="Calibri"/>
+        </w:rPr>
+        <w:t xml:space="preserve">• </w:t>
+      </w:r>
+      <w:r>
+        <w:rPr>
+          <w:rFonts w:ascii="Calibri" w:hAnsi="Calibri" w:cs="Calibri"/>
+        </w:rPr>
+        <w:t xml:space="preserve">     </w:t>
+      </w:r>
+      <w:r>
+        <w:rPr>
+          <w:rFonts w:ascii="Calibri" w:hAnsi="Calibri" w:cs="Calibri"/>
+        </w:rPr>
+        <w:t>Supported implementation of interactive technologies such as holographic displays and smart environment integrations</w:t>
+      </w:r>
+      <w:r>
+        <w:rPr>
+          <w:rFonts w:ascii="Calibri" w:hAnsi="Calibri" w:cs="Calibri"/>
+        </w:rPr>
+        <w:br/>
+      </w:r>
+      <w:r>
+        <w:rPr>
+          <w:rFonts w:ascii="Calibri" w:hAnsi="Calibri" w:cs="Calibri"/>
+        </w:rPr>
+        <w:t xml:space="preserve">       </w:t>
+      </w:r>
+      <w:r>
+        <w:rPr>
+          <w:rFonts w:ascii="Calibri" w:hAnsi="Calibri" w:cs="Calibri"/>
+        </w:rPr>
+        <w:t xml:space="preserve">• </w:t>
+      </w:r>
+      <w:r>
+        <w:rPr>
+          <w:rFonts w:ascii="Calibri" w:hAnsi="Calibri" w:cs="Calibri"/>
+        </w:rPr>
+        <w:t xml:space="preserve">     </w:t>
+      </w:r>
+      <w:r>
+        <w:rPr>
+          <w:rFonts w:ascii="Calibri" w:hAnsi="Calibri" w:cs="Calibri"/>
+        </w:rPr>
+        <w:t>Helped design and validate voice-controlled smart home interactions using Google Home Mini</w:t>
+      </w:r>
+      <w:r>
+        <w:rPr>
+          <w:rFonts w:ascii="Calibri" w:hAnsi="Calibri" w:cs="Calibri"/>
+        </w:rPr>
+        <w:br/>
+      </w:r>
+      <w:r>
+        <w:rPr>
+          <w:rFonts w:ascii="Calibri" w:hAnsi="Calibri" w:cs="Calibri"/>
+        </w:rPr>
+        <w:t xml:space="preserve">       </w:t>
+      </w:r>
+      <w:r>
+        <w:rPr>
+          <w:rFonts w:ascii="Calibri" w:hAnsi="Calibri" w:cs="Calibri"/>
+        </w:rPr>
+        <w:t xml:space="preserve">• </w:t>
+      </w:r>
+      <w:r>
+        <w:rPr>
+          <w:rFonts w:ascii="Calibri" w:hAnsi="Calibri" w:cs="Calibri"/>
+        </w:rPr>
+        <w:t xml:space="preserve">     </w:t>
+      </w:r>
+      <w:r>
+        <w:rPr>
+          <w:rFonts w:ascii="Calibri" w:hAnsi="Calibri" w:cs="Calibri"/>
+        </w:rPr>
+        <w:t>Developed and tested structured voice prompts to enable device control and responsive automation within smart home systems</w:t>
+      </w:r>
+      <w:r>
+        <w:rPr>
+          <w:rFonts w:ascii="Calibri" w:hAnsi="Calibri" w:cs="Calibri"/>
+        </w:rPr>
+        <w:br/>
+      </w:r>
+      <w:r>
+        <w:rPr>
+          <w:rFonts w:ascii="Calibri" w:hAnsi="Calibri" w:cs="Calibri"/>
+        </w:rPr>
+        <w:t xml:space="preserve">       </w:t>
+      </w:r>
+      <w:r>
+        <w:rPr>
+          <w:rFonts w:ascii="Calibri" w:hAnsi="Calibri" w:cs="Calibri"/>
+        </w:rPr>
+        <w:t xml:space="preserve">• </w:t>
+      </w:r>
+      <w:r>
+        <w:rPr>
+          <w:rFonts w:ascii="Calibri" w:hAnsi="Calibri" w:cs="Calibri"/>
+        </w:rPr>
+        <w:t xml:space="preserve">     </w:t>
+      </w:r>
+      <w:r>
+        <w:rPr>
+          <w:rFonts w:ascii="Calibri" w:hAnsi="Calibri" w:cs="Calibri"/>
+        </w:rPr>
+        <w:t>Performed functional testing to ensure reliable responses between voice commands and connected IoT devices</w:t>
+      </w:r>
+      <w:r>
+        <w:rPr>
+          <w:rFonts w:ascii="Calibri" w:hAnsi="Calibri" w:cs="Calibri"/>
+        </w:rPr>
+        <w:br/>
+      </w:r>
+      <w:r>
+        <w:rPr>
+          <w:rFonts w:ascii="Calibri" w:hAnsi="Calibri" w:cs="Calibri"/>
+        </w:rPr>
+        <w:t xml:space="preserve">       </w:t>
+      </w:r>
+      <w:r>
+        <w:rPr>
+          <w:rFonts w:ascii="Calibri" w:hAnsi="Calibri" w:cs="Calibri"/>
+        </w:rPr>
+        <w:t xml:space="preserve">• </w:t>
+      </w:r>
+      <w:r>
+        <w:rPr>
+          <w:rFonts w:ascii="Calibri" w:hAnsi="Calibri" w:cs="Calibri"/>
+        </w:rPr>
+        <w:t xml:space="preserve">     </w:t>
+      </w:r>
+      <w:r>
+        <w:rPr>
+          <w:rFonts w:ascii="Calibri" w:hAnsi="Calibri" w:cs="Calibri"/>
+        </w:rPr>
+        <w:t>Supported troubleshooting, optimization, and user experience improvements for AR and smart home applications</w:t>
+      </w:r>
+      <w:r>
+        <w:rPr>
+          <w:rFonts w:ascii="Calibri" w:hAnsi="Calibri" w:cs="Calibri"/>
+        </w:rPr>
+        <w:br/>
+      </w:r>
+      <w:r>
+        <w:rPr>
+          <w:rFonts w:ascii="Calibri" w:hAnsi="Calibri" w:cs="Calibri"/>
+        </w:rPr>
+        <w:t xml:space="preserve">       </w:t>
+      </w:r>
+      <w:r>
+        <w:rPr>
+          <w:rFonts w:ascii="Calibri" w:hAnsi="Calibri" w:cs="Calibri"/>
+        </w:rPr>
+        <w:t xml:space="preserve">• </w:t>
+      </w:r>
+      <w:r>
+        <w:rPr>
+          <w:rFonts w:ascii="Calibri" w:hAnsi="Calibri" w:cs="Calibri"/>
+        </w:rPr>
+        <w:t xml:space="preserve">     </w:t>
+      </w:r>
+      <w:r>
+        <w:rPr>
+          <w:rFonts w:ascii="Calibri" w:hAnsi="Calibri" w:cs="Calibri"/>
+        </w:rPr>
+        <w:t>Collaborated with the team to prototype and demonstrate immersive retail and smart living concepts</w:t>
+      </w:r>
+      <w:r>
+        <w:rPr>
+          <w:rFonts w:ascii="Calibri" w:hAnsi="Calibri" w:cs="Calibri"/>
+        </w:rPr>
+        <w:br/>
+      </w:r>
+      <w:r>
+        <w:rPr>
+          <w:rFonts w:ascii="Calibri" w:hAnsi="Calibri" w:cs="Calibri"/>
+        </w:rPr>
+        <w:t xml:space="preserve">       </w:t>
+      </w:r>
+      <w:r>
+        <w:rPr>
+          <w:rFonts w:ascii="Calibri" w:hAnsi="Calibri" w:cs="Calibri"/>
+        </w:rPr>
+        <w:t xml:space="preserve">• </w:t>
+      </w:r>
+      <w:r>
+        <w:rPr>
+          <w:rFonts w:ascii="Calibri" w:hAnsi="Calibri" w:cs="Calibri"/>
+        </w:rPr>
+        <w:t xml:space="preserve">     </w:t>
+      </w:r>
+      <w:r>
+        <w:rPr>
+          <w:rFonts w:ascii="Calibri" w:hAnsi="Calibri" w:cs="Calibri"/>
+        </w:rPr>
+        <w:t>Documented testing results, configurations, and implementation workflows for internal reference</w:t>
+      </w:r>
+    </w:p>
+    <w:p>
+      <w:pPr>
+        <w:tabs>
+          <w:tab w:val="left" w:pos="10005"/>
+        </w:tabs>
+        <w:ind w:left="119"/>
+        <w:rPr>
+          <w:rFonts w:ascii="Calibri" w:hAnsi="Calibri" w:cs="Calibri"/>
+          <w:b/>
+        </w:rPr>
+      </w:pPr>
+    </w:p>
+    <w:p>
+      <w:pPr>
+        <w:tabs>
+          <w:tab w:val="left" w:pos="10005"/>
+        </w:tabs>
+        <w:ind w:left="119"/>
+        <w:rPr>
+          <w:rFonts w:ascii="Calibri" w:hAnsi="Calibri" w:cs="Calibri"/>
+        </w:rPr>
+      </w:pPr>
+      <w:r>
+        <w:rPr>
+          <w:rFonts w:ascii="Calibri" w:hAnsi="Calibri" w:cs="Calibri"/>
+          <w:b/>
+        </w:rPr>
+        <w:t>NCS Group</w:t>
+      </w:r>
+      <w:r>
+        <w:rPr>
+          <w:rFonts w:ascii="Calibri" w:hAnsi="Calibri" w:cs="Calibri"/>
+          <w:b/>
+        </w:rPr>
+        <w:tab/>
+      </w:r>
+      <w:r>
+        <w:rPr>
+          <w:rFonts w:ascii="Calibri" w:hAnsi="Calibri" w:cs="Calibri"/>
+          <w:spacing w:val="-3"/>
+        </w:rPr>
+        <w:t>Singapore</w:t>
+      </w:r>
+    </w:p>
+    <w:p>
+      <w:pPr>
+        <w:tabs>
+          <w:tab w:val="left" w:pos="8621"/>
+        </w:tabs>
+        <w:spacing w:before="11" w:line="251" w:lineRule="exact"/>
+        <w:ind w:left="119"/>
+        <w:rPr>
+          <w:rFonts w:ascii="Calibri" w:hAnsi="Calibri" w:cs="Calibri"/>
+        </w:rPr>
+      </w:pPr>
+      <w:r>
+        <w:rPr>
+          <w:rFonts w:ascii="Calibri" w:hAnsi="Calibri" w:cs="Calibri"/>
+          <w:b/>
+        </w:rPr>
+        <w:t>Roving Technical Assistant</w:t>
+      </w:r>
+      <w:r>
+        <w:rPr>
+          <w:rFonts w:ascii="Calibri" w:hAnsi="Calibri" w:cs="Calibri"/>
+          <w:b/>
+        </w:rPr>
+        <w:tab/>
+        <w:t xml:space="preserve">       </w:t>
+      </w:r>
+      <w:r>
+        <w:rPr>
+          <w:rFonts w:ascii="Calibri" w:hAnsi="Calibri" w:cs="Calibri"/>
+          <w:b/>
+        </w:rPr>
+        <w:t xml:space="preserve">   </w:t>
+      </w:r>
+      <w:r>
+        <w:rPr>
+          <w:rFonts w:ascii="Calibri" w:hAnsi="Calibri" w:cs="Calibri"/>
+        </w:rPr>
+        <w:t>Jul</w:t>
+      </w:r>
+      <w:r>
+        <w:rPr>
+          <w:rFonts w:ascii="Calibri" w:hAnsi="Calibri" w:cs="Calibri"/>
+        </w:rPr>
+        <w:t xml:space="preserve"> 20</w:t>
+      </w:r>
+      <w:r>
+        <w:rPr>
+          <w:rFonts w:ascii="Calibri" w:hAnsi="Calibri" w:cs="Calibri"/>
+        </w:rPr>
+        <w:t>16</w:t>
+      </w:r>
+      <w:r>
+        <w:rPr>
+          <w:rFonts w:ascii="Calibri" w:hAnsi="Calibri" w:cs="Calibri"/>
+          <w:spacing w:val="-6"/>
+        </w:rPr>
+        <w:t xml:space="preserve"> </w:t>
+      </w:r>
+      <w:r>
+        <w:rPr>
+          <w:rFonts w:ascii="Calibri" w:hAnsi="Calibri" w:cs="Calibri"/>
+        </w:rPr>
+        <w:t xml:space="preserve">– </w:t>
+      </w:r>
+      <w:r>
+        <w:rPr>
+          <w:rFonts w:ascii="Calibri" w:hAnsi="Calibri" w:cs="Calibri"/>
+        </w:rPr>
+        <w:t>Dec</w:t>
+      </w:r>
+      <w:r>
+        <w:rPr>
+          <w:rFonts w:ascii="Calibri" w:hAnsi="Calibri" w:cs="Calibri"/>
+        </w:rPr>
+        <w:t xml:space="preserve"> 20</w:t>
+      </w:r>
+      <w:r>
+        <w:rPr>
+          <w:rFonts w:ascii="Calibri" w:hAnsi="Calibri" w:cs="Calibri"/>
+        </w:rPr>
+        <w:t>16</w:t>
       </w:r>
     </w:p>
     <w:p>
@@ -840,151 +1985,22 @@
         <w:pStyle w:val="ListParagraph"/>
         <w:numPr>
           <w:ilvl w:val="0"/>
-          <w:numId w:val="1"/>
+          <w:numId w:val="4"/>
         </w:numPr>
         <w:tabs>
           <w:tab w:val="left" w:pos="839"/>
           <w:tab w:val="left" w:pos="840"/>
         </w:tabs>
-        <w:spacing w:before="10" w:line="267" w:lineRule="exact"/>
-        <w:rPr>
-          <w:rFonts w:ascii="Calibri" w:hAnsi="Calibri" w:cs="Calibri"/>
-          <w:sz w:val="23"/>
-        </w:rPr>
-      </w:pPr>
-      <w:r>
-        <w:rPr>
-          <w:rFonts w:ascii="Calibri" w:hAnsi="Calibri" w:cs="Calibri"/>
-        </w:rPr>
-        <w:t>Provide ongoing security advisory and operational support to clients</w:t>
-      </w:r>
-    </w:p>
-    <w:p>
-      <w:pPr>
-        <w:pStyle w:val="ListParagraph"/>
-        <w:tabs>
-          <w:tab w:val="left" w:pos="839"/>
-          <w:tab w:val="left" w:pos="840"/>
-        </w:tabs>
-        <w:spacing w:before="10" w:line="267" w:lineRule="exact"/>
-        <w:ind w:firstLine="0"/>
-        <w:rPr>
-          <w:rFonts w:ascii="Calibri" w:hAnsi="Calibri" w:cs="Calibri"/>
-          <w:sz w:val="23"/>
-        </w:rPr>
-      </w:pPr>
-    </w:p>
-    <w:p>
-      <w:pPr>
-        <w:tabs>
-          <w:tab w:val="left" w:pos="10005"/>
-        </w:tabs>
-        <w:ind w:left="119"/>
-        <w:rPr>
-          <w:rFonts w:ascii="Calibri" w:hAnsi="Calibri" w:cs="Calibri"/>
-        </w:rPr>
-      </w:pPr>
-      <w:r>
-        <w:rPr>
-          <w:rFonts w:ascii="Calibri" w:hAnsi="Calibri" w:cs="Calibri"/>
-          <w:b/>
-        </w:rPr>
-        <w:t xml:space="preserve">Ensign </w:t>
-      </w:r>
-      <w:proofErr w:type="spellStart"/>
-      <w:r>
-        <w:rPr>
-          <w:rFonts w:ascii="Calibri" w:hAnsi="Calibri" w:cs="Calibri"/>
-          <w:b/>
-        </w:rPr>
-        <w:t>InfoSecurity</w:t>
-      </w:r>
-      <w:proofErr w:type="spellEnd"/>
-      <w:r>
-        <w:rPr>
-          <w:rFonts w:ascii="Calibri" w:hAnsi="Calibri" w:cs="Calibri"/>
-          <w:b/>
-        </w:rPr>
-        <w:tab/>
-      </w:r>
-      <w:r>
-        <w:rPr>
-          <w:rFonts w:ascii="Calibri" w:hAnsi="Calibri" w:cs="Calibri"/>
-          <w:spacing w:val="-3"/>
-        </w:rPr>
-        <w:t>Singapore</w:t>
-      </w:r>
-    </w:p>
-    <w:p>
-      <w:pPr>
-        <w:tabs>
-          <w:tab w:val="left" w:pos="8621"/>
-        </w:tabs>
-        <w:spacing w:before="11" w:line="251" w:lineRule="exact"/>
-        <w:ind w:left="119"/>
-        <w:rPr>
-          <w:rFonts w:ascii="Calibri" w:hAnsi="Calibri" w:cs="Calibri"/>
-        </w:rPr>
-      </w:pPr>
-      <w:r>
-        <w:rPr>
-          <w:rFonts w:ascii="Calibri" w:hAnsi="Calibri" w:cs="Calibri"/>
-          <w:b/>
-        </w:rPr>
-        <w:t>S</w:t>
-      </w:r>
-      <w:r>
-        <w:rPr>
-          <w:rFonts w:ascii="Calibri" w:hAnsi="Calibri" w:cs="Calibri"/>
-          <w:b/>
-        </w:rPr>
-        <w:t>OC</w:t>
-      </w:r>
-      <w:r>
-        <w:rPr>
-          <w:rFonts w:ascii="Calibri" w:hAnsi="Calibri" w:cs="Calibri"/>
-          <w:b/>
-        </w:rPr>
-        <w:t xml:space="preserve"> Analyst</w:t>
-      </w:r>
-      <w:r>
-        <w:rPr>
-          <w:rFonts w:ascii="Calibri" w:hAnsi="Calibri" w:cs="Calibri"/>
-          <w:b/>
-        </w:rPr>
-        <w:tab/>
-      </w:r>
-      <w:r>
-        <w:rPr>
-          <w:rFonts w:ascii="Calibri" w:hAnsi="Calibri" w:cs="Calibri"/>
-          <w:b/>
-        </w:rPr>
-        <w:t xml:space="preserve">       </w:t>
-      </w:r>
-      <w:r>
-        <w:rPr>
-          <w:rFonts w:ascii="Calibri" w:hAnsi="Calibri" w:cs="Calibri"/>
-        </w:rPr>
-        <w:t>Oct 2023</w:t>
-      </w:r>
-      <w:r>
-        <w:rPr>
-          <w:rFonts w:ascii="Calibri" w:hAnsi="Calibri" w:cs="Calibri"/>
-          <w:spacing w:val="-6"/>
-        </w:rPr>
-        <w:t xml:space="preserve"> </w:t>
-      </w:r>
-      <w:r>
-        <w:rPr>
-          <w:rFonts w:ascii="Calibri" w:hAnsi="Calibri" w:cs="Calibri"/>
-        </w:rPr>
-        <w:t xml:space="preserve">– </w:t>
-      </w:r>
-      <w:r>
-        <w:rPr>
-          <w:rFonts w:ascii="Calibri" w:hAnsi="Calibri" w:cs="Calibri"/>
-        </w:rPr>
-        <w:t>April 2025</w:t>
+        <w:spacing w:line="254" w:lineRule="exact"/>
+        <w:rPr>
+          <w:rFonts w:ascii="Calibri" w:hAnsi="Calibri" w:cs="Calibri"/>
+        </w:rPr>
+      </w:pPr>
+      <w:r>
+        <w:rPr>
+          <w:rFonts w:ascii="Calibri" w:hAnsi="Calibri" w:cs="Calibri"/>
+        </w:rPr>
+        <w:t>Provided on-site technical support across multiple locations, troubleshooting hardware, software, and network issues</w:t>
       </w:r>
     </w:p>
     <w:p>
@@ -992,7 +2008,7 @@
         <w:pStyle w:val="ListParagraph"/>
         <w:numPr>
           <w:ilvl w:val="0"/>
-          <w:numId w:val="1"/>
+          <w:numId w:val="4"/>
         </w:numPr>
         <w:tabs>
           <w:tab w:val="left" w:pos="839"/>
@@ -1007,7 +2023,7 @@
         <w:rPr>
           <w:rFonts w:ascii="Calibri" w:hAnsi="Calibri" w:cs="Calibri"/>
         </w:rPr>
-        <w:t>Investigate security events using logs from SIEM, EDR, firewalls, endpoints, and authentication systems</w:t>
+        <w:t>Assisted users with workstation setup, system configuration, and basic IT problem resolution</w:t>
       </w:r>
     </w:p>
     <w:p>
@@ -1015,7 +2031,7 @@
         <w:pStyle w:val="ListParagraph"/>
         <w:numPr>
           <w:ilvl w:val="0"/>
-          <w:numId w:val="1"/>
+          <w:numId w:val="4"/>
         </w:numPr>
         <w:tabs>
           <w:tab w:val="left" w:pos="839"/>
@@ -1030,7 +2046,7 @@
         <w:rPr>
           <w:rFonts w:ascii="Calibri" w:hAnsi="Calibri" w:cs="Calibri"/>
         </w:rPr>
-        <w:t>Conduct initial incident analysis on network anomalies, endpoint threats, and suspicious activities</w:t>
+        <w:t>Performed installation, maintenance, and replacement of IT equipment including desktops, laptops, and peripherals</w:t>
       </w:r>
     </w:p>
     <w:p>
@@ -1038,7 +2054,7 @@
         <w:pStyle w:val="ListParagraph"/>
         <w:numPr>
           <w:ilvl w:val="0"/>
-          <w:numId w:val="1"/>
+          <w:numId w:val="4"/>
         </w:numPr>
         <w:tabs>
           <w:tab w:val="left" w:pos="839"/>
@@ -1053,7 +2069,7 @@
         <w:rPr>
           <w:rFonts w:ascii="Calibri" w:hAnsi="Calibri" w:cs="Calibri"/>
         </w:rPr>
-        <w:t>Support threat hunting, vulnerability monitoring, and policy/data loss violation detection</w:t>
+        <w:t>Supported deployment of operating systems, enterprise applications, and security updates</w:t>
       </w:r>
     </w:p>
     <w:p>
@@ -1061,7 +2077,7 @@
         <w:pStyle w:val="ListParagraph"/>
         <w:numPr>
           <w:ilvl w:val="0"/>
-          <w:numId w:val="1"/>
+          <w:numId w:val="4"/>
         </w:numPr>
         <w:tabs>
           <w:tab w:val="left" w:pos="839"/>
@@ -1076,7 +2092,7 @@
         <w:rPr>
           <w:rFonts w:ascii="Calibri" w:hAnsi="Calibri" w:cs="Calibri"/>
         </w:rPr>
-        <w:t>Liaise with customers during incidents to identify root cause and recommend mitigation/remediation</w:t>
+        <w:t>Escalated complex technical issues to specialized support teams and followed up on resolution status</w:t>
       </w:r>
     </w:p>
     <w:p>
@@ -1084,7 +2100,7 @@
         <w:pStyle w:val="ListParagraph"/>
         <w:numPr>
           <w:ilvl w:val="0"/>
-          <w:numId w:val="1"/>
+          <w:numId w:val="4"/>
         </w:numPr>
         <w:tabs>
           <w:tab w:val="left" w:pos="839"/>
@@ -1099,7 +2115,7 @@
         <w:rPr>
           <w:rFonts w:ascii="Calibri" w:hAnsi="Calibri" w:cs="Calibri"/>
         </w:rPr>
-        <w:t>Handle Change Requests, Service Requests, and incident-related enquiries</w:t>
+        <w:t>Conducted routine system checks to ensure devices and network connectivity were functioning properly</w:t>
       </w:r>
     </w:p>
     <w:p>
@@ -1107,7 +2123,7 @@
         <w:pStyle w:val="ListParagraph"/>
         <w:numPr>
           <w:ilvl w:val="0"/>
-          <w:numId w:val="1"/>
+          <w:numId w:val="4"/>
         </w:numPr>
         <w:tabs>
           <w:tab w:val="left" w:pos="839"/>
@@ -1122,7 +2138,7 @@
         <w:rPr>
           <w:rFonts w:ascii="Calibri" w:hAnsi="Calibri" w:cs="Calibri"/>
         </w:rPr>
-        <w:t>Assist in improving incident response workflows, SOPs, and detection use cases</w:t>
+        <w:t>Assisted with IT asset handling, inventory tracking, and equipment movement between sites</w:t>
       </w:r>
     </w:p>
     <w:p>
@@ -1130,7 +2146,7 @@
         <w:pStyle w:val="ListParagraph"/>
         <w:numPr>
           <w:ilvl w:val="0"/>
-          <w:numId w:val="1"/>
+          <w:numId w:val="4"/>
         </w:numPr>
         <w:tabs>
           <w:tab w:val="left" w:pos="839"/>
@@ -1145,7 +2161,7 @@
         <w:rPr>
           <w:rFonts w:ascii="Calibri" w:hAnsi="Calibri" w:cs="Calibri"/>
         </w:rPr>
-        <w:t>Translate threat intelligence into actionable detections</w:t>
+        <w:t>Documented service activities, incident details, and resolutions according to operational procedures</w:t>
       </w:r>
     </w:p>
     <w:p>
@@ -1153,7 +2169,7 @@
         <w:pStyle w:val="ListParagraph"/>
         <w:numPr>
           <w:ilvl w:val="0"/>
-          <w:numId w:val="1"/>
+          <w:numId w:val="4"/>
         </w:numPr>
         <w:tabs>
           <w:tab w:val="left" w:pos="839"/>
@@ -1168,109 +2184,18 @@
         <w:rPr>
           <w:rFonts w:ascii="Calibri" w:hAnsi="Calibri" w:cs="Calibri"/>
         </w:rPr>
-        <w:t>Develop and tune detection logic in SIEM/EDR platforms</w:t>
+        <w:t>Provided user guidance on basic IT usage and best practices to minimize recurring issues</w:t>
       </w:r>
     </w:p>
     <w:p>
       <w:pPr>
         <w:pStyle w:val="ListParagraph"/>
-        <w:numPr>
-          <w:ilvl w:val="0"/>
-          <w:numId w:val="1"/>
-        </w:numPr>
         <w:tabs>
           <w:tab w:val="left" w:pos="839"/>
           <w:tab w:val="left" w:pos="840"/>
         </w:tabs>
         <w:spacing w:line="254" w:lineRule="exact"/>
-        <w:rPr>
-          <w:rFonts w:ascii="Calibri" w:hAnsi="Calibri" w:cs="Calibri"/>
-        </w:rPr>
-      </w:pPr>
-      <w:r>
-        <w:rPr>
-          <w:rFonts w:ascii="Calibri" w:hAnsi="Calibri" w:cs="Calibri"/>
-        </w:rPr>
-        <w:t xml:space="preserve">Produce CVE reports and security advisories based on emerging threats. </w:t>
-      </w:r>
-    </w:p>
-    <w:p>
-      <w:pPr>
-        <w:pStyle w:val="ListParagraph"/>
-        <w:numPr>
-          <w:ilvl w:val="0"/>
-          <w:numId w:val="1"/>
-        </w:numPr>
-        <w:tabs>
-          <w:tab w:val="left" w:pos="839"/>
-          <w:tab w:val="left" w:pos="840"/>
-        </w:tabs>
-        <w:spacing w:line="254" w:lineRule="exact"/>
-        <w:rPr>
-          <w:rFonts w:ascii="Calibri" w:hAnsi="Calibri" w:cs="Calibri"/>
-        </w:rPr>
-      </w:pPr>
-      <w:r>
-        <w:rPr>
-          <w:rFonts w:ascii="Calibri" w:hAnsi="Calibri" w:cs="Calibri"/>
-        </w:rPr>
-        <w:t>Contributed to MSSP tender proposals (SOC &amp; detection capabilities)</w:t>
-      </w:r>
-    </w:p>
-    <w:p>
-      <w:pPr>
-        <w:pStyle w:val="ListParagraph"/>
-        <w:numPr>
-          <w:ilvl w:val="0"/>
-          <w:numId w:val="1"/>
-        </w:numPr>
-        <w:tabs>
-          <w:tab w:val="left" w:pos="839"/>
-          <w:tab w:val="left" w:pos="840"/>
-        </w:tabs>
-        <w:spacing w:line="254" w:lineRule="exact"/>
-        <w:rPr>
-          <w:rFonts w:ascii="Calibri" w:hAnsi="Calibri" w:cs="Calibri"/>
-        </w:rPr>
-      </w:pPr>
-      <w:r>
-        <w:rPr>
-          <w:rFonts w:ascii="Calibri" w:hAnsi="Calibri" w:cs="Calibri"/>
-        </w:rPr>
-        <w:t>Built a sound-triggered alert system for critical events</w:t>
-      </w:r>
-    </w:p>
-    <w:p>
-      <w:pPr>
-        <w:pStyle w:val="ListParagraph"/>
-        <w:numPr>
-          <w:ilvl w:val="0"/>
-          <w:numId w:val="1"/>
-        </w:numPr>
-        <w:tabs>
-          <w:tab w:val="left" w:pos="839"/>
-          <w:tab w:val="left" w:pos="840"/>
-        </w:tabs>
-        <w:spacing w:line="254" w:lineRule="exact"/>
-        <w:rPr>
-          <w:rFonts w:ascii="Calibri" w:hAnsi="Calibri" w:cs="Calibri"/>
-        </w:rPr>
-      </w:pPr>
-      <w:r>
-        <w:rPr>
-          <w:rFonts w:ascii="Calibri" w:hAnsi="Calibri" w:cs="Calibri"/>
-        </w:rPr>
-        <w:t>Developing a Query Converter tool for cross-platform detection queries</w:t>
-      </w:r>
-    </w:p>
-    <w:p>
-      <w:pPr>
-        <w:pStyle w:val="ListParagraph"/>
-        <w:tabs>
-          <w:tab w:val="left" w:pos="839"/>
-          <w:tab w:val="left" w:pos="840"/>
-        </w:tabs>
-        <w:spacing w:line="254" w:lineRule="exact"/>
+        <w:ind w:left="720" w:firstLine="0"/>
         <w:rPr>
           <w:rFonts w:ascii="Calibri" w:hAnsi="Calibri" w:cs="Calibri"/>
         </w:rPr>
@@ -1525,6 +2450,792 @@
 <file path=word/numbering.xml><?xml version="1.0" encoding="utf-8"?>
 <w:numbering xmlns:wpc="http://schemas.microsoft.com/office/word/2010/wordprocessingCanvas" xmlns:cx="http://schemas.microsoft.com/office/drawing/2014/chartex" xmlns:cx1="http://schemas.microsoft.com/office/drawing/2015/9/8/chartex" xmlns:cx2="http://schemas.microsoft.com/office/drawing/2015/10/21/chartex" xmlns:cx3="http://schemas.microsoft.com/office/drawing/2016/5/9/chartex" xmlns:cx4="http://schemas.microsoft.com/office/drawing/2016/5/10/chartex" xmlns:cx5="http://schemas.microsoft.com/office/drawing/2016/5/11/chartex" xmlns:cx6="http://schemas.microsoft.com/office/drawing/2016/5/12/chartex" xmlns:cx7="http://schemas.microsoft.com/office/drawing/2016/5/13/chartex" xmlns:cx8="http://schemas.microsoft.com/office/drawing/2016/5/14/chartex" xmlns:mc="http://schemas.openxmlformats.org/markup-compatibility/2006" xmlns:aink="http://schemas.microsoft.com/office/drawing/2016/ink" xmlns:am3d="http://schemas.microsoft.com/office/drawing/2017/model3d" xmlns:o="urn:schemas-microsoft-com:office:office" xmlns:oel="http://schemas.microsoft.com/office/2019/extlst" xmlns:r="http://schemas.openxmlformats.org/officeDocument/2006/relationships" xmlns:m="http://schemas.openxmlformats.org/officeDocument/2006/math" xmlns:v="urn:schemas-microsoft-com:vml" xmlns:wp14="http://schemas.microsoft.com/office/word/2010/wordprocessingDrawing" xmlns:wp="http://schemas.openxmlformats.org/drawingml/2006/wordprocessingDrawing" xmlns:w10="urn:schemas-microsoft-com:office:word" xmlns:w="http://schemas.openxmlformats.org/wordprocessingml/2006/main" xmlns:w14="http://schemas.microsoft.com/office/word/2010/wordml" xmlns:w15="http://schemas.microsoft.com/office/word/2012/wordml" xmlns:w16cex="http://schemas.microsoft.com/office/word/2018/wordml/cex" xmlns:w16cid="http://schemas.microsoft.com/office/word/2016/wordml/cid" xmlns:w16="http://schemas.microsoft.com/office/word/2018/wordml" xmlns:w16du="http://schemas.microsoft.com/office/word/2023/wordml/word16du" xmlns:w16sdtdh="http://schemas.microsoft.com/office/word/2020/wordml/sdtdatahash" xmlns:w16sdtfl="http://schemas.microsoft.com/office/word/2024/wordml/sdtformatlock" xmlns:w16se="http://schemas.microsoft.com/office/word/2015/wordml/symex" xmlns:wpg="http://schemas.microsoft.com/office/word/2010/wordprocessingGroup" xmlns:wpi="http://schemas.microsoft.com/office/word/2010/wordprocessingInk" xmlns:wne="http://schemas.microsoft.com/office/word/2006/wordml" xmlns:wps="http://schemas.microsoft.com/office/word/2010/wordprocessingShape" mc:Ignorable="w14 w15 w16se w16cid w16 w16cex w16sdtdh w16sdtfl w16du wp14">
   <w:abstractNum w:abstractNumId="0" w15:restartNumberingAfterBreak="0">
+    <w:nsid w:val="08E26C3E"/>
+    <w:multiLevelType w:val="hybridMultilevel"/>
+    <w:tmpl w:val="BBF678F2"/>
+    <w:lvl w:ilvl="0" w:tplc="48090001">
+      <w:start w:val="1"/>
+      <w:numFmt w:val="bullet"/>
+      <w:lvlText w:val=""/>
+      <w:lvlJc w:val="left"/>
+      <w:pPr>
+        <w:ind w:left="720" w:hanging="360"/>
+      </w:pPr>
+      <w:rPr>
+        <w:rFonts w:ascii="Symbol" w:hAnsi="Symbol" w:hint="default"/>
+      </w:rPr>
+    </w:lvl>
+    <w:lvl w:ilvl="1" w:tplc="48090003" w:tentative="1">
+      <w:start w:val="1"/>
+      <w:numFmt w:val="bullet"/>
+      <w:lvlText w:val="o"/>
+      <w:lvlJc w:val="left"/>
+      <w:pPr>
+        <w:ind w:left="1440" w:hanging="360"/>
+      </w:pPr>
+      <w:rPr>
+        <w:rFonts w:ascii="Courier New" w:hAnsi="Courier New" w:cs="Courier New" w:hint="default"/>
+      </w:rPr>
+    </w:lvl>
+    <w:lvl w:ilvl="2" w:tplc="48090005" w:tentative="1">
+      <w:start w:val="1"/>
+      <w:numFmt w:val="bullet"/>
+      <w:lvlText w:val=""/>
+      <w:lvlJc w:val="left"/>
+      <w:pPr>
+        <w:ind w:left="2160" w:hanging="360"/>
+      </w:pPr>
+      <w:rPr>
+        <w:rFonts w:ascii="Wingdings" w:hAnsi="Wingdings" w:hint="default"/>
+      </w:rPr>
+    </w:lvl>
+    <w:lvl w:ilvl="3" w:tplc="48090001" w:tentative="1">
+      <w:start w:val="1"/>
+      <w:numFmt w:val="bullet"/>
+      <w:lvlText w:val=""/>
+      <w:lvlJc w:val="left"/>
+      <w:pPr>
+        <w:ind w:left="2880" w:hanging="360"/>
+      </w:pPr>
+      <w:rPr>
+        <w:rFonts w:ascii="Symbol" w:hAnsi="Symbol" w:hint="default"/>
+      </w:rPr>
+    </w:lvl>
+    <w:lvl w:ilvl="4" w:tplc="48090003" w:tentative="1">
+      <w:start w:val="1"/>
+      <w:numFmt w:val="bullet"/>
+      <w:lvlText w:val="o"/>
+      <w:lvlJc w:val="left"/>
+      <w:pPr>
+        <w:ind w:left="3600" w:hanging="360"/>
+      </w:pPr>
+      <w:rPr>
+        <w:rFonts w:ascii="Courier New" w:hAnsi="Courier New" w:cs="Courier New" w:hint="default"/>
+      </w:rPr>
+    </w:lvl>
+    <w:lvl w:ilvl="5" w:tplc="48090005" w:tentative="1">
+      <w:start w:val="1"/>
+      <w:numFmt w:val="bullet"/>
+      <w:lvlText w:val=""/>
+      <w:lvlJc w:val="left"/>
+      <w:pPr>
+        <w:ind w:left="4320" w:hanging="360"/>
+      </w:pPr>
+      <w:rPr>
+        <w:rFonts w:ascii="Wingdings" w:hAnsi="Wingdings" w:hint="default"/>
+      </w:rPr>
+    </w:lvl>
+    <w:lvl w:ilvl="6" w:tplc="48090001" w:tentative="1">
+      <w:start w:val="1"/>
+      <w:numFmt w:val="bullet"/>
+      <w:lvlText w:val=""/>
+      <w:lvlJc w:val="left"/>
+      <w:pPr>
+        <w:ind w:left="5040" w:hanging="360"/>
+      </w:pPr>
+      <w:rPr>
+        <w:rFonts w:ascii="Symbol" w:hAnsi="Symbol" w:hint="default"/>
+      </w:rPr>
+    </w:lvl>
+    <w:lvl w:ilvl="7" w:tplc="48090003" w:tentative="1">
+      <w:start w:val="1"/>
+      <w:numFmt w:val="bullet"/>
+      <w:lvlText w:val="o"/>
+      <w:lvlJc w:val="left"/>
+      <w:pPr>
+        <w:ind w:left="5760" w:hanging="360"/>
+      </w:pPr>
+      <w:rPr>
+        <w:rFonts w:ascii="Courier New" w:hAnsi="Courier New" w:cs="Courier New" w:hint="default"/>
+      </w:rPr>
+    </w:lvl>
+    <w:lvl w:ilvl="8" w:tplc="48090005" w:tentative="1">
+      <w:start w:val="1"/>
+      <w:numFmt w:val="bullet"/>
+      <w:lvlText w:val=""/>
+      <w:lvlJc w:val="left"/>
+      <w:pPr>
+        <w:ind w:left="6480" w:hanging="360"/>
+      </w:pPr>
+      <w:rPr>
+        <w:rFonts w:ascii="Wingdings" w:hAnsi="Wingdings" w:hint="default"/>
+      </w:rPr>
+    </w:lvl>
+  </w:abstractNum>
+  <w:abstractNum w:abstractNumId="1" w15:restartNumberingAfterBreak="0">
+    <w:nsid w:val="099E23EC"/>
+    <w:multiLevelType w:val="hybridMultilevel"/>
+    <w:tmpl w:val="9466A4D6"/>
+    <w:lvl w:ilvl="0" w:tplc="48090001">
+      <w:start w:val="1"/>
+      <w:numFmt w:val="bullet"/>
+      <w:lvlText w:val=""/>
+      <w:lvlJc w:val="left"/>
+      <w:pPr>
+        <w:ind w:left="720" w:hanging="360"/>
+      </w:pPr>
+      <w:rPr>
+        <w:rFonts w:ascii="Symbol" w:hAnsi="Symbol" w:hint="default"/>
+      </w:rPr>
+    </w:lvl>
+    <w:lvl w:ilvl="1" w:tplc="48090003" w:tentative="1">
+      <w:start w:val="1"/>
+      <w:numFmt w:val="bullet"/>
+      <w:lvlText w:val="o"/>
+      <w:lvlJc w:val="left"/>
+      <w:pPr>
+        <w:ind w:left="1440" w:hanging="360"/>
+      </w:pPr>
+      <w:rPr>
+        <w:rFonts w:ascii="Courier New" w:hAnsi="Courier New" w:cs="Courier New" w:hint="default"/>
+      </w:rPr>
+    </w:lvl>
+    <w:lvl w:ilvl="2" w:tplc="48090005" w:tentative="1">
+      <w:start w:val="1"/>
+      <w:numFmt w:val="bullet"/>
+      <w:lvlText w:val=""/>
+      <w:lvlJc w:val="left"/>
+      <w:pPr>
+        <w:ind w:left="2160" w:hanging="360"/>
+      </w:pPr>
+      <w:rPr>
+        <w:rFonts w:ascii="Wingdings" w:hAnsi="Wingdings" w:hint="default"/>
+      </w:rPr>
+    </w:lvl>
+    <w:lvl w:ilvl="3" w:tplc="48090001" w:tentative="1">
+      <w:start w:val="1"/>
+      <w:numFmt w:val="bullet"/>
+      <w:lvlText w:val=""/>
+      <w:lvlJc w:val="left"/>
+      <w:pPr>
+        <w:ind w:left="2880" w:hanging="360"/>
+      </w:pPr>
+      <w:rPr>
+        <w:rFonts w:ascii="Symbol" w:hAnsi="Symbol" w:hint="default"/>
+      </w:rPr>
+    </w:lvl>
+    <w:lvl w:ilvl="4" w:tplc="48090003" w:tentative="1">
+      <w:start w:val="1"/>
+      <w:numFmt w:val="bullet"/>
+      <w:lvlText w:val="o"/>
+      <w:lvlJc w:val="left"/>
+      <w:pPr>
+        <w:ind w:left="3600" w:hanging="360"/>
+      </w:pPr>
+      <w:rPr>
+        <w:rFonts w:ascii="Courier New" w:hAnsi="Courier New" w:cs="Courier New" w:hint="default"/>
+      </w:rPr>
+    </w:lvl>
+    <w:lvl w:ilvl="5" w:tplc="48090005" w:tentative="1">
+      <w:start w:val="1"/>
+      <w:numFmt w:val="bullet"/>
+      <w:lvlText w:val=""/>
+      <w:lvlJc w:val="left"/>
+      <w:pPr>
+        <w:ind w:left="4320" w:hanging="360"/>
+      </w:pPr>
+      <w:rPr>
+        <w:rFonts w:ascii="Wingdings" w:hAnsi="Wingdings" w:hint="default"/>
+      </w:rPr>
+    </w:lvl>
+    <w:lvl w:ilvl="6" w:tplc="48090001" w:tentative="1">
+      <w:start w:val="1"/>
+      <w:numFmt w:val="bullet"/>
+      <w:lvlText w:val=""/>
+      <w:lvlJc w:val="left"/>
+      <w:pPr>
+        <w:ind w:left="5040" w:hanging="360"/>
+      </w:pPr>
+      <w:rPr>
+        <w:rFonts w:ascii="Symbol" w:hAnsi="Symbol" w:hint="default"/>
+      </w:rPr>
+    </w:lvl>
+    <w:lvl w:ilvl="7" w:tplc="48090003" w:tentative="1">
+      <w:start w:val="1"/>
+      <w:numFmt w:val="bullet"/>
+      <w:lvlText w:val="o"/>
+      <w:lvlJc w:val="left"/>
+      <w:pPr>
+        <w:ind w:left="5760" w:hanging="360"/>
+      </w:pPr>
+      <w:rPr>
+        <w:rFonts w:ascii="Courier New" w:hAnsi="Courier New" w:cs="Courier New" w:hint="default"/>
+      </w:rPr>
+    </w:lvl>
+    <w:lvl w:ilvl="8" w:tplc="48090005" w:tentative="1">
+      <w:start w:val="1"/>
+      <w:numFmt w:val="bullet"/>
+      <w:lvlText w:val=""/>
+      <w:lvlJc w:val="left"/>
+      <w:pPr>
+        <w:ind w:left="6480" w:hanging="360"/>
+      </w:pPr>
+      <w:rPr>
+        <w:rFonts w:ascii="Wingdings" w:hAnsi="Wingdings" w:hint="default"/>
+      </w:rPr>
+    </w:lvl>
+  </w:abstractNum>
+  <w:abstractNum w:abstractNumId="2" w15:restartNumberingAfterBreak="0">
+    <w:nsid w:val="0E9811C7"/>
+    <w:multiLevelType w:val="multilevel"/>
+    <w:tmpl w:val="62AE3612"/>
+    <w:lvl w:ilvl="0">
+      <w:start w:val="1"/>
+      <w:numFmt w:val="bullet"/>
+      <w:lvlText w:val=""/>
+      <w:lvlJc w:val="left"/>
+      <w:pPr>
+        <w:tabs>
+          <w:tab w:val="num" w:pos="720"/>
+        </w:tabs>
+        <w:ind w:left="720" w:hanging="360"/>
+      </w:pPr>
+      <w:rPr>
+        <w:rFonts w:ascii="Symbol" w:hAnsi="Symbol" w:hint="default"/>
+        <w:sz w:val="20"/>
+      </w:rPr>
+    </w:lvl>
+    <w:lvl w:ilvl="1" w:tentative="1">
+      <w:start w:val="1"/>
+      <w:numFmt w:val="bullet"/>
+      <w:lvlText w:val="o"/>
+      <w:lvlJc w:val="left"/>
+      <w:pPr>
+        <w:tabs>
+          <w:tab w:val="num" w:pos="1440"/>
+        </w:tabs>
+        <w:ind w:left="1440" w:hanging="360"/>
+      </w:pPr>
+      <w:rPr>
+        <w:rFonts w:ascii="Courier New" w:hAnsi="Courier New" w:hint="default"/>
+        <w:sz w:val="20"/>
+      </w:rPr>
+    </w:lvl>
+    <w:lvl w:ilvl="2" w:tentative="1">
+      <w:start w:val="1"/>
+      <w:numFmt w:val="bullet"/>
+      <w:lvlText w:val=""/>
+      <w:lvlJc w:val="left"/>
+      <w:pPr>
+        <w:tabs>
+          <w:tab w:val="num" w:pos="2160"/>
+        </w:tabs>
+        <w:ind w:left="2160" w:hanging="360"/>
+      </w:pPr>
+      <w:rPr>
+        <w:rFonts w:ascii="Wingdings" w:hAnsi="Wingdings" w:hint="default"/>
+        <w:sz w:val="20"/>
+      </w:rPr>
+    </w:lvl>
+    <w:lvl w:ilvl="3" w:tentative="1">
+      <w:start w:val="1"/>
+      <w:numFmt w:val="bullet"/>
+      <w:lvlText w:val=""/>
+      <w:lvlJc w:val="left"/>
+      <w:pPr>
+        <w:tabs>
+          <w:tab w:val="num" w:pos="2880"/>
+        </w:tabs>
+        <w:ind w:left="2880" w:hanging="360"/>
+      </w:pPr>
+      <w:rPr>
+        <w:rFonts w:ascii="Wingdings" w:hAnsi="Wingdings" w:hint="default"/>
+        <w:sz w:val="20"/>
+      </w:rPr>
+    </w:lvl>
+    <w:lvl w:ilvl="4" w:tentative="1">
+      <w:start w:val="1"/>
+      <w:numFmt w:val="bullet"/>
+      <w:lvlText w:val=""/>
+      <w:lvlJc w:val="left"/>
+      <w:pPr>
+        <w:tabs>
+          <w:tab w:val="num" w:pos="3600"/>
+        </w:tabs>
+        <w:ind w:left="3600" w:hanging="360"/>
+      </w:pPr>
+      <w:rPr>
+        <w:rFonts w:ascii="Wingdings" w:hAnsi="Wingdings" w:hint="default"/>
+        <w:sz w:val="20"/>
+      </w:rPr>
+    </w:lvl>
+    <w:lvl w:ilvl="5" w:tentative="1">
+      <w:start w:val="1"/>
+      <w:numFmt w:val="bullet"/>
+      <w:lvlText w:val=""/>
+      <w:lvlJc w:val="left"/>
+      <w:pPr>
+        <w:tabs>
+          <w:tab w:val="num" w:pos="4320"/>
+        </w:tabs>
+        <w:ind w:left="4320" w:hanging="360"/>
+      </w:pPr>
+      <w:rPr>
+        <w:rFonts w:ascii="Wingdings" w:hAnsi="Wingdings" w:hint="default"/>
+        <w:sz w:val="20"/>
+      </w:rPr>
+    </w:lvl>
+    <w:lvl w:ilvl="6" w:tentative="1">
+      <w:start w:val="1"/>
+      <w:numFmt w:val="bullet"/>
+      <w:lvlText w:val=""/>
+      <w:lvlJc w:val="left"/>
+      <w:pPr>
+        <w:tabs>
+          <w:tab w:val="num" w:pos="5040"/>
+        </w:tabs>
+        <w:ind w:left="5040" w:hanging="360"/>
+      </w:pPr>
+      <w:rPr>
+        <w:rFonts w:ascii="Wingdings" w:hAnsi="Wingdings" w:hint="default"/>
+        <w:sz w:val="20"/>
+      </w:rPr>
+    </w:lvl>
+    <w:lvl w:ilvl="7" w:tentative="1">
+      <w:start w:val="1"/>
+      <w:numFmt w:val="bullet"/>
+      <w:lvlText w:val=""/>
+      <w:lvlJc w:val="left"/>
+      <w:pPr>
+        <w:tabs>
+          <w:tab w:val="num" w:pos="5760"/>
+        </w:tabs>
+        <w:ind w:left="5760" w:hanging="360"/>
+      </w:pPr>
+      <w:rPr>
+        <w:rFonts w:ascii="Wingdings" w:hAnsi="Wingdings" w:hint="default"/>
+        <w:sz w:val="20"/>
+      </w:rPr>
+    </w:lvl>
+    <w:lvl w:ilvl="8" w:tentative="1">
+      <w:start w:val="1"/>
+      <w:numFmt w:val="bullet"/>
+      <w:lvlText w:val=""/>
+      <w:lvlJc w:val="left"/>
+      <w:pPr>
+        <w:tabs>
+          <w:tab w:val="num" w:pos="6480"/>
+        </w:tabs>
+        <w:ind w:left="6480" w:hanging="360"/>
+      </w:pPr>
+      <w:rPr>
+        <w:rFonts w:ascii="Wingdings" w:hAnsi="Wingdings" w:hint="default"/>
+        <w:sz w:val="20"/>
+      </w:rPr>
+    </w:lvl>
+  </w:abstractNum>
+  <w:abstractNum w:abstractNumId="3" w15:restartNumberingAfterBreak="0">
+    <w:nsid w:val="187875A8"/>
+    <w:multiLevelType w:val="hybridMultilevel"/>
+    <w:tmpl w:val="18802BFE"/>
+    <w:lvl w:ilvl="0" w:tplc="48090001">
+      <w:start w:val="1"/>
+      <w:numFmt w:val="bullet"/>
+      <w:lvlText w:val=""/>
+      <w:lvlJc w:val="left"/>
+      <w:pPr>
+        <w:ind w:left="720" w:hanging="360"/>
+      </w:pPr>
+      <w:rPr>
+        <w:rFonts w:ascii="Symbol" w:hAnsi="Symbol" w:hint="default"/>
+      </w:rPr>
+    </w:lvl>
+    <w:lvl w:ilvl="1" w:tplc="48090003" w:tentative="1">
+      <w:start w:val="1"/>
+      <w:numFmt w:val="bullet"/>
+      <w:lvlText w:val="o"/>
+      <w:lvlJc w:val="left"/>
+      <w:pPr>
+        <w:ind w:left="1440" w:hanging="360"/>
+      </w:pPr>
+      <w:rPr>
+        <w:rFonts w:ascii="Courier New" w:hAnsi="Courier New" w:cs="Courier New" w:hint="default"/>
+      </w:rPr>
+    </w:lvl>
+    <w:lvl w:ilvl="2" w:tplc="48090005" w:tentative="1">
+      <w:start w:val="1"/>
+      <w:numFmt w:val="bullet"/>
+      <w:lvlText w:val=""/>
+      <w:lvlJc w:val="left"/>
+      <w:pPr>
+        <w:ind w:left="2160" w:hanging="360"/>
+      </w:pPr>
+      <w:rPr>
+        <w:rFonts w:ascii="Wingdings" w:hAnsi="Wingdings" w:hint="default"/>
+      </w:rPr>
+    </w:lvl>
+    <w:lvl w:ilvl="3" w:tplc="48090001" w:tentative="1">
+      <w:start w:val="1"/>
+      <w:numFmt w:val="bullet"/>
+      <w:lvlText w:val=""/>
+      <w:lvlJc w:val="left"/>
+      <w:pPr>
+        <w:ind w:left="2880" w:hanging="360"/>
+      </w:pPr>
+      <w:rPr>
+        <w:rFonts w:ascii="Symbol" w:hAnsi="Symbol" w:hint="default"/>
+      </w:rPr>
+    </w:lvl>
+    <w:lvl w:ilvl="4" w:tplc="48090003" w:tentative="1">
+      <w:start w:val="1"/>
+      <w:numFmt w:val="bullet"/>
+      <w:lvlText w:val="o"/>
+      <w:lvlJc w:val="left"/>
+      <w:pPr>
+        <w:ind w:left="3600" w:hanging="360"/>
+      </w:pPr>
+      <w:rPr>
+        <w:rFonts w:ascii="Courier New" w:hAnsi="Courier New" w:cs="Courier New" w:hint="default"/>
+      </w:rPr>
+    </w:lvl>
+    <w:lvl w:ilvl="5" w:tplc="48090005" w:tentative="1">
+      <w:start w:val="1"/>
+      <w:numFmt w:val="bullet"/>
+      <w:lvlText w:val=""/>
+      <w:lvlJc w:val="left"/>
+      <w:pPr>
+        <w:ind w:left="4320" w:hanging="360"/>
+      </w:pPr>
+      <w:rPr>
+        <w:rFonts w:ascii="Wingdings" w:hAnsi="Wingdings" w:hint="default"/>
+      </w:rPr>
+    </w:lvl>
+    <w:lvl w:ilvl="6" w:tplc="48090001" w:tentative="1">
+      <w:start w:val="1"/>
+      <w:numFmt w:val="bullet"/>
+      <w:lvlText w:val=""/>
+      <w:lvlJc w:val="left"/>
+      <w:pPr>
+        <w:ind w:left="5040" w:hanging="360"/>
+      </w:pPr>
+      <w:rPr>
+        <w:rFonts w:ascii="Symbol" w:hAnsi="Symbol" w:hint="default"/>
+      </w:rPr>
+    </w:lvl>
+    <w:lvl w:ilvl="7" w:tplc="48090003" w:tentative="1">
+      <w:start w:val="1"/>
+      <w:numFmt w:val="bullet"/>
+      <w:lvlText w:val="o"/>
+      <w:lvlJc w:val="left"/>
+      <w:pPr>
+        <w:ind w:left="5760" w:hanging="360"/>
+      </w:pPr>
+      <w:rPr>
+        <w:rFonts w:ascii="Courier New" w:hAnsi="Courier New" w:cs="Courier New" w:hint="default"/>
+      </w:rPr>
+    </w:lvl>
+    <w:lvl w:ilvl="8" w:tplc="48090005" w:tentative="1">
+      <w:start w:val="1"/>
+      <w:numFmt w:val="bullet"/>
+      <w:lvlText w:val=""/>
+      <w:lvlJc w:val="left"/>
+      <w:pPr>
+        <w:ind w:left="6480" w:hanging="360"/>
+      </w:pPr>
+      <w:rPr>
+        <w:rFonts w:ascii="Wingdings" w:hAnsi="Wingdings" w:hint="default"/>
+      </w:rPr>
+    </w:lvl>
+  </w:abstractNum>
+  <w:abstractNum w:abstractNumId="4" w15:restartNumberingAfterBreak="0">
+    <w:nsid w:val="1C034EEE"/>
+    <w:multiLevelType w:val="multilevel"/>
+    <w:tmpl w:val="78F02F62"/>
+    <w:lvl w:ilvl="0">
+      <w:start w:val="1"/>
+      <w:numFmt w:val="bullet"/>
+      <w:lvlText w:val=""/>
+      <w:lvlJc w:val="left"/>
+      <w:pPr>
+        <w:tabs>
+          <w:tab w:val="num" w:pos="720"/>
+        </w:tabs>
+        <w:ind w:left="720" w:hanging="360"/>
+      </w:pPr>
+      <w:rPr>
+        <w:rFonts w:ascii="Symbol" w:hAnsi="Symbol" w:hint="default"/>
+        <w:sz w:val="20"/>
+      </w:rPr>
+    </w:lvl>
+    <w:lvl w:ilvl="1" w:tentative="1">
+      <w:start w:val="1"/>
+      <w:numFmt w:val="bullet"/>
+      <w:lvlText w:val="o"/>
+      <w:lvlJc w:val="left"/>
+      <w:pPr>
+        <w:tabs>
+          <w:tab w:val="num" w:pos="1440"/>
+        </w:tabs>
+        <w:ind w:left="1440" w:hanging="360"/>
+      </w:pPr>
+      <w:rPr>
+        <w:rFonts w:ascii="Courier New" w:hAnsi="Courier New" w:hint="default"/>
+        <w:sz w:val="20"/>
+      </w:rPr>
+    </w:lvl>
+    <w:lvl w:ilvl="2" w:tentative="1">
+      <w:start w:val="1"/>
+      <w:numFmt w:val="bullet"/>
+      <w:lvlText w:val=""/>
+      <w:lvlJc w:val="left"/>
+      <w:pPr>
+        <w:tabs>
+          <w:tab w:val="num" w:pos="2160"/>
+        </w:tabs>
+        <w:ind w:left="2160" w:hanging="360"/>
+      </w:pPr>
+      <w:rPr>
+        <w:rFonts w:ascii="Wingdings" w:hAnsi="Wingdings" w:hint="default"/>
+        <w:sz w:val="20"/>
+      </w:rPr>
+    </w:lvl>
+    <w:lvl w:ilvl="3" w:tentative="1">
+      <w:start w:val="1"/>
+      <w:numFmt w:val="bullet"/>
+      <w:lvlText w:val=""/>
+      <w:lvlJc w:val="left"/>
+      <w:pPr>
+        <w:tabs>
+          <w:tab w:val="num" w:pos="2880"/>
+        </w:tabs>
+        <w:ind w:left="2880" w:hanging="360"/>
+      </w:pPr>
+      <w:rPr>
+        <w:rFonts w:ascii="Wingdings" w:hAnsi="Wingdings" w:hint="default"/>
+        <w:sz w:val="20"/>
+      </w:rPr>
+    </w:lvl>
+    <w:lvl w:ilvl="4" w:tentative="1">
+      <w:start w:val="1"/>
+      <w:numFmt w:val="bullet"/>
+      <w:lvlText w:val=""/>
+      <w:lvlJc w:val="left"/>
+      <w:pPr>
+        <w:tabs>
+          <w:tab w:val="num" w:pos="3600"/>
+        </w:tabs>
+        <w:ind w:left="3600" w:hanging="360"/>
+      </w:pPr>
+      <w:rPr>
+        <w:rFonts w:ascii="Wingdings" w:hAnsi="Wingdings" w:hint="default"/>
+        <w:sz w:val="20"/>
+      </w:rPr>
+    </w:lvl>
+    <w:lvl w:ilvl="5" w:tentative="1">
+      <w:start w:val="1"/>
+      <w:numFmt w:val="bullet"/>
+      <w:lvlText w:val=""/>
+      <w:lvlJc w:val="left"/>
+      <w:pPr>
+        <w:tabs>
+          <w:tab w:val="num" w:pos="4320"/>
+        </w:tabs>
+        <w:ind w:left="4320" w:hanging="360"/>
+      </w:pPr>
+      <w:rPr>
+        <w:rFonts w:ascii="Wingdings" w:hAnsi="Wingdings" w:hint="default"/>
+        <w:sz w:val="20"/>
+      </w:rPr>
+    </w:lvl>
+    <w:lvl w:ilvl="6" w:tentative="1">
+      <w:start w:val="1"/>
+      <w:numFmt w:val="bullet"/>
+      <w:lvlText w:val=""/>
+      <w:lvlJc w:val="left"/>
+      <w:pPr>
+        <w:tabs>
+          <w:tab w:val="num" w:pos="5040"/>
+        </w:tabs>
+        <w:ind w:left="5040" w:hanging="360"/>
+      </w:pPr>
+      <w:rPr>
+        <w:rFonts w:ascii="Wingdings" w:hAnsi="Wingdings" w:hint="default"/>
+        <w:sz w:val="20"/>
+      </w:rPr>
+    </w:lvl>
+    <w:lvl w:ilvl="7" w:tentative="1">
+      <w:start w:val="1"/>
+      <w:numFmt w:val="bullet"/>
+      <w:lvlText w:val=""/>
+      <w:lvlJc w:val="left"/>
+      <w:pPr>
+        <w:tabs>
+          <w:tab w:val="num" w:pos="5760"/>
+        </w:tabs>
+        <w:ind w:left="5760" w:hanging="360"/>
+      </w:pPr>
+      <w:rPr>
+        <w:rFonts w:ascii="Wingdings" w:hAnsi="Wingdings" w:hint="default"/>
+        <w:sz w:val="20"/>
+      </w:rPr>
+    </w:lvl>
+    <w:lvl w:ilvl="8" w:tentative="1">
+      <w:start w:val="1"/>
+      <w:numFmt w:val="bullet"/>
+      <w:lvlText w:val=""/>
+      <w:lvlJc w:val="left"/>
+      <w:pPr>
+        <w:tabs>
+          <w:tab w:val="num" w:pos="6480"/>
+        </w:tabs>
+        <w:ind w:left="6480" w:hanging="360"/>
+      </w:pPr>
+      <w:rPr>
+        <w:rFonts w:ascii="Wingdings" w:hAnsi="Wingdings" w:hint="default"/>
+        <w:sz w:val="20"/>
+      </w:rPr>
+    </w:lvl>
+  </w:abstractNum>
+  <w:abstractNum w:abstractNumId="5" w15:restartNumberingAfterBreak="0">
+    <w:nsid w:val="203667F8"/>
+    <w:multiLevelType w:val="multilevel"/>
+    <w:tmpl w:val="E4E84D1E"/>
+    <w:lvl w:ilvl="0">
+      <w:start w:val="1"/>
+      <w:numFmt w:val="bullet"/>
+      <w:lvlText w:val=""/>
+      <w:lvlJc w:val="left"/>
+      <w:pPr>
+        <w:tabs>
+          <w:tab w:val="num" w:pos="720"/>
+        </w:tabs>
+        <w:ind w:left="720" w:hanging="360"/>
+      </w:pPr>
+      <w:rPr>
+        <w:rFonts w:ascii="Symbol" w:hAnsi="Symbol" w:hint="default"/>
+        <w:sz w:val="20"/>
+      </w:rPr>
+    </w:lvl>
+    <w:lvl w:ilvl="1" w:tentative="1">
+      <w:start w:val="1"/>
+      <w:numFmt w:val="bullet"/>
+      <w:lvlText w:val="o"/>
+      <w:lvlJc w:val="left"/>
+      <w:pPr>
+        <w:tabs>
+          <w:tab w:val="num" w:pos="1440"/>
+        </w:tabs>
+        <w:ind w:left="1440" w:hanging="360"/>
+      </w:pPr>
+      <w:rPr>
+        <w:rFonts w:ascii="Courier New" w:hAnsi="Courier New" w:hint="default"/>
+        <w:sz w:val="20"/>
+      </w:rPr>
+    </w:lvl>
+    <w:lvl w:ilvl="2" w:tentative="1">
+      <w:start w:val="1"/>
+      <w:numFmt w:val="bullet"/>
+      <w:lvlText w:val=""/>
+      <w:lvlJc w:val="left"/>
+      <w:pPr>
+        <w:tabs>
+          <w:tab w:val="num" w:pos="2160"/>
+        </w:tabs>
+        <w:ind w:left="2160" w:hanging="360"/>
+      </w:pPr>
+      <w:rPr>
+        <w:rFonts w:ascii="Wingdings" w:hAnsi="Wingdings" w:hint="default"/>
+        <w:sz w:val="20"/>
+      </w:rPr>
+    </w:lvl>
+    <w:lvl w:ilvl="3" w:tentative="1">
+      <w:start w:val="1"/>
+      <w:numFmt w:val="bullet"/>
+      <w:lvlText w:val=""/>
+      <w:lvlJc w:val="left"/>
+      <w:pPr>
+        <w:tabs>
+          <w:tab w:val="num" w:pos="2880"/>
+        </w:tabs>
+        <w:ind w:left="2880" w:hanging="360"/>
+      </w:pPr>
+      <w:rPr>
+        <w:rFonts w:ascii="Wingdings" w:hAnsi="Wingdings" w:hint="default"/>
+        <w:sz w:val="20"/>
+      </w:rPr>
+    </w:lvl>
+    <w:lvl w:ilvl="4" w:tentative="1">
+      <w:start w:val="1"/>
+      <w:numFmt w:val="bullet"/>
+      <w:lvlText w:val=""/>
+      <w:lvlJc w:val="left"/>
+      <w:pPr>
+        <w:tabs>
+          <w:tab w:val="num" w:pos="3600"/>
+        </w:tabs>
+        <w:ind w:left="3600" w:hanging="360"/>
+      </w:pPr>
+      <w:rPr>
+        <w:rFonts w:ascii="Wingdings" w:hAnsi="Wingdings" w:hint="default"/>
+        <w:sz w:val="20"/>
+      </w:rPr>
+    </w:lvl>
+    <w:lvl w:ilvl="5" w:tentative="1">
+      <w:start w:val="1"/>
+      <w:numFmt w:val="bullet"/>
+      <w:lvlText w:val=""/>
+      <w:lvlJc w:val="left"/>
+      <w:pPr>
+        <w:tabs>
+          <w:tab w:val="num" w:pos="4320"/>
+        </w:tabs>
+        <w:ind w:left="4320" w:hanging="360"/>
+      </w:pPr>
+      <w:rPr>
+        <w:rFonts w:ascii="Wingdings" w:hAnsi="Wingdings" w:hint="default"/>
+        <w:sz w:val="20"/>
+      </w:rPr>
+    </w:lvl>
+    <w:lvl w:ilvl="6" w:tentative="1">
+      <w:start w:val="1"/>
+      <w:numFmt w:val="bullet"/>
+      <w:lvlText w:val=""/>
+      <w:lvlJc w:val="left"/>
+      <w:pPr>
+        <w:tabs>
+          <w:tab w:val="num" w:pos="5040"/>
+        </w:tabs>
+        <w:ind w:left="5040" w:hanging="360"/>
+      </w:pPr>
+      <w:rPr>
+        <w:rFonts w:ascii="Wingdings" w:hAnsi="Wingdings" w:hint="default"/>
+        <w:sz w:val="20"/>
+      </w:rPr>
+    </w:lvl>
+    <w:lvl w:ilvl="7" w:tentative="1">
+      <w:start w:val="1"/>
+      <w:numFmt w:val="bullet"/>
+      <w:lvlText w:val=""/>
+      <w:lvlJc w:val="left"/>
+      <w:pPr>
+        <w:tabs>
+          <w:tab w:val="num" w:pos="5760"/>
+        </w:tabs>
+        <w:ind w:left="5760" w:hanging="360"/>
+      </w:pPr>
+      <w:rPr>
+        <w:rFonts w:ascii="Wingdings" w:hAnsi="Wingdings" w:hint="default"/>
+        <w:sz w:val="20"/>
+      </w:rPr>
+    </w:lvl>
+    <w:lvl w:ilvl="8" w:tentative="1">
+      <w:start w:val="1"/>
+      <w:numFmt w:val="bullet"/>
+      <w:lvlText w:val=""/>
+      <w:lvlJc w:val="left"/>
+      <w:pPr>
+        <w:tabs>
+          <w:tab w:val="num" w:pos="6480"/>
+        </w:tabs>
+        <w:ind w:left="6480" w:hanging="360"/>
+      </w:pPr>
+      <w:rPr>
+        <w:rFonts w:ascii="Wingdings" w:hAnsi="Wingdings" w:hint="default"/>
+        <w:sz w:val="20"/>
+      </w:rPr>
+    </w:lvl>
+  </w:abstractNum>
+  <w:abstractNum w:abstractNumId="6" w15:restartNumberingAfterBreak="0">
     <w:nsid w:val="21322CF4"/>
     <w:multiLevelType w:val="hybridMultilevel"/>
     <w:tmpl w:val="70F49A54"/>
@@ -1640,7 +3351,1127 @@
       </w:rPr>
     </w:lvl>
   </w:abstractNum>
-  <w:abstractNum w:abstractNumId="1" w15:restartNumberingAfterBreak="0">
+  <w:abstractNum w:abstractNumId="7" w15:restartNumberingAfterBreak="0">
+    <w:nsid w:val="26F654AA"/>
+    <w:multiLevelType w:val="multilevel"/>
+    <w:tmpl w:val="7C32F848"/>
+    <w:lvl w:ilvl="0">
+      <w:start w:val="1"/>
+      <w:numFmt w:val="bullet"/>
+      <w:lvlText w:val=""/>
+      <w:lvlJc w:val="left"/>
+      <w:pPr>
+        <w:tabs>
+          <w:tab w:val="num" w:pos="720"/>
+        </w:tabs>
+        <w:ind w:left="720" w:hanging="360"/>
+      </w:pPr>
+      <w:rPr>
+        <w:rFonts w:ascii="Symbol" w:hAnsi="Symbol" w:hint="default"/>
+        <w:sz w:val="20"/>
+      </w:rPr>
+    </w:lvl>
+    <w:lvl w:ilvl="1" w:tentative="1">
+      <w:start w:val="1"/>
+      <w:numFmt w:val="bullet"/>
+      <w:lvlText w:val="o"/>
+      <w:lvlJc w:val="left"/>
+      <w:pPr>
+        <w:tabs>
+          <w:tab w:val="num" w:pos="1440"/>
+        </w:tabs>
+        <w:ind w:left="1440" w:hanging="360"/>
+      </w:pPr>
+      <w:rPr>
+        <w:rFonts w:ascii="Courier New" w:hAnsi="Courier New" w:hint="default"/>
+        <w:sz w:val="20"/>
+      </w:rPr>
+    </w:lvl>
+    <w:lvl w:ilvl="2" w:tentative="1">
+      <w:start w:val="1"/>
+      <w:numFmt w:val="bullet"/>
+      <w:lvlText w:val=""/>
+      <w:lvlJc w:val="left"/>
+      <w:pPr>
+        <w:tabs>
+          <w:tab w:val="num" w:pos="2160"/>
+        </w:tabs>
+        <w:ind w:left="2160" w:hanging="360"/>
+      </w:pPr>
+      <w:rPr>
+        <w:rFonts w:ascii="Wingdings" w:hAnsi="Wingdings" w:hint="default"/>
+        <w:sz w:val="20"/>
+      </w:rPr>
+    </w:lvl>
+    <w:lvl w:ilvl="3" w:tentative="1">
+      <w:start w:val="1"/>
+      <w:numFmt w:val="bullet"/>
+      <w:lvlText w:val=""/>
+      <w:lvlJc w:val="left"/>
+      <w:pPr>
+        <w:tabs>
+          <w:tab w:val="num" w:pos="2880"/>
+        </w:tabs>
+        <w:ind w:left="2880" w:hanging="360"/>
+      </w:pPr>
+      <w:rPr>
+        <w:rFonts w:ascii="Wingdings" w:hAnsi="Wingdings" w:hint="default"/>
+        <w:sz w:val="20"/>
+      </w:rPr>
+    </w:lvl>
+    <w:lvl w:ilvl="4" w:tentative="1">
+      <w:start w:val="1"/>
+      <w:numFmt w:val="bullet"/>
+      <w:lvlText w:val=""/>
+      <w:lvlJc w:val="left"/>
+      <w:pPr>
+        <w:tabs>
+          <w:tab w:val="num" w:pos="3600"/>
+        </w:tabs>
+        <w:ind w:left="3600" w:hanging="360"/>
+      </w:pPr>
+      <w:rPr>
+        <w:rFonts w:ascii="Wingdings" w:hAnsi="Wingdings" w:hint="default"/>
+        <w:sz w:val="20"/>
+      </w:rPr>
+    </w:lvl>
+    <w:lvl w:ilvl="5" w:tentative="1">
+      <w:start w:val="1"/>
+      <w:numFmt w:val="bullet"/>
+      <w:lvlText w:val=""/>
+      <w:lvlJc w:val="left"/>
+      <w:pPr>
+        <w:tabs>
+          <w:tab w:val="num" w:pos="4320"/>
+        </w:tabs>
+        <w:ind w:left="4320" w:hanging="360"/>
+      </w:pPr>
+      <w:rPr>
+        <w:rFonts w:ascii="Wingdings" w:hAnsi="Wingdings" w:hint="default"/>
+        <w:sz w:val="20"/>
+      </w:rPr>
+    </w:lvl>
+    <w:lvl w:ilvl="6" w:tentative="1">
+      <w:start w:val="1"/>
+      <w:numFmt w:val="bullet"/>
+      <w:lvlText w:val=""/>
+      <w:lvlJc w:val="left"/>
+      <w:pPr>
+        <w:tabs>
+          <w:tab w:val="num" w:pos="5040"/>
+        </w:tabs>
+        <w:ind w:left="5040" w:hanging="360"/>
+      </w:pPr>
+      <w:rPr>
+        <w:rFonts w:ascii="Wingdings" w:hAnsi="Wingdings" w:hint="default"/>
+        <w:sz w:val="20"/>
+      </w:rPr>
+    </w:lvl>
+    <w:lvl w:ilvl="7" w:tentative="1">
+      <w:start w:val="1"/>
+      <w:numFmt w:val="bullet"/>
+      <w:lvlText w:val=""/>
+      <w:lvlJc w:val="left"/>
+      <w:pPr>
+        <w:tabs>
+          <w:tab w:val="num" w:pos="5760"/>
+        </w:tabs>
+        <w:ind w:left="5760" w:hanging="360"/>
+      </w:pPr>
+      <w:rPr>
+        <w:rFonts w:ascii="Wingdings" w:hAnsi="Wingdings" w:hint="default"/>
+        <w:sz w:val="20"/>
+      </w:rPr>
+    </w:lvl>
+    <w:lvl w:ilvl="8" w:tentative="1">
+      <w:start w:val="1"/>
+      <w:numFmt w:val="bullet"/>
+      <w:lvlText w:val=""/>
+      <w:lvlJc w:val="left"/>
+      <w:pPr>
+        <w:tabs>
+          <w:tab w:val="num" w:pos="6480"/>
+        </w:tabs>
+        <w:ind w:left="6480" w:hanging="360"/>
+      </w:pPr>
+      <w:rPr>
+        <w:rFonts w:ascii="Wingdings" w:hAnsi="Wingdings" w:hint="default"/>
+        <w:sz w:val="20"/>
+      </w:rPr>
+    </w:lvl>
+  </w:abstractNum>
+  <w:abstractNum w:abstractNumId="8" w15:restartNumberingAfterBreak="0">
+    <w:nsid w:val="2ADD27A0"/>
+    <w:multiLevelType w:val="hybridMultilevel"/>
+    <w:tmpl w:val="A1B07EAA"/>
+    <w:lvl w:ilvl="0" w:tplc="48090001">
+      <w:start w:val="1"/>
+      <w:numFmt w:val="bullet"/>
+      <w:lvlText w:val=""/>
+      <w:lvlJc w:val="left"/>
+      <w:pPr>
+        <w:ind w:left="720" w:hanging="360"/>
+      </w:pPr>
+      <w:rPr>
+        <w:rFonts w:ascii="Symbol" w:hAnsi="Symbol" w:hint="default"/>
+      </w:rPr>
+    </w:lvl>
+    <w:lvl w:ilvl="1" w:tplc="48090003" w:tentative="1">
+      <w:start w:val="1"/>
+      <w:numFmt w:val="bullet"/>
+      <w:lvlText w:val="o"/>
+      <w:lvlJc w:val="left"/>
+      <w:pPr>
+        <w:ind w:left="1440" w:hanging="360"/>
+      </w:pPr>
+      <w:rPr>
+        <w:rFonts w:ascii="Courier New" w:hAnsi="Courier New" w:cs="Courier New" w:hint="default"/>
+      </w:rPr>
+    </w:lvl>
+    <w:lvl w:ilvl="2" w:tplc="48090005" w:tentative="1">
+      <w:start w:val="1"/>
+      <w:numFmt w:val="bullet"/>
+      <w:lvlText w:val=""/>
+      <w:lvlJc w:val="left"/>
+      <w:pPr>
+        <w:ind w:left="2160" w:hanging="360"/>
+      </w:pPr>
+      <w:rPr>
+        <w:rFonts w:ascii="Wingdings" w:hAnsi="Wingdings" w:hint="default"/>
+      </w:rPr>
+    </w:lvl>
+    <w:lvl w:ilvl="3" w:tplc="48090001" w:tentative="1">
+      <w:start w:val="1"/>
+      <w:numFmt w:val="bullet"/>
+      <w:lvlText w:val=""/>
+      <w:lvlJc w:val="left"/>
+      <w:pPr>
+        <w:ind w:left="2880" w:hanging="360"/>
+      </w:pPr>
+      <w:rPr>
+        <w:rFonts w:ascii="Symbol" w:hAnsi="Symbol" w:hint="default"/>
+      </w:rPr>
+    </w:lvl>
+    <w:lvl w:ilvl="4" w:tplc="48090003" w:tentative="1">
+      <w:start w:val="1"/>
+      <w:numFmt w:val="bullet"/>
+      <w:lvlText w:val="o"/>
+      <w:lvlJc w:val="left"/>
+      <w:pPr>
+        <w:ind w:left="3600" w:hanging="360"/>
+      </w:pPr>
+      <w:rPr>
+        <w:rFonts w:ascii="Courier New" w:hAnsi="Courier New" w:cs="Courier New" w:hint="default"/>
+      </w:rPr>
+    </w:lvl>
+    <w:lvl w:ilvl="5" w:tplc="48090005" w:tentative="1">
+      <w:start w:val="1"/>
+      <w:numFmt w:val="bullet"/>
+      <w:lvlText w:val=""/>
+      <w:lvlJc w:val="left"/>
+      <w:pPr>
+        <w:ind w:left="4320" w:hanging="360"/>
+      </w:pPr>
+      <w:rPr>
+        <w:rFonts w:ascii="Wingdings" w:hAnsi="Wingdings" w:hint="default"/>
+      </w:rPr>
+    </w:lvl>
+    <w:lvl w:ilvl="6" w:tplc="48090001" w:tentative="1">
+      <w:start w:val="1"/>
+      <w:numFmt w:val="bullet"/>
+      <w:lvlText w:val=""/>
+      <w:lvlJc w:val="left"/>
+      <w:pPr>
+        <w:ind w:left="5040" w:hanging="360"/>
+      </w:pPr>
+      <w:rPr>
+        <w:rFonts w:ascii="Symbol" w:hAnsi="Symbol" w:hint="default"/>
+      </w:rPr>
+    </w:lvl>
+    <w:lvl w:ilvl="7" w:tplc="48090003" w:tentative="1">
+      <w:start w:val="1"/>
+      <w:numFmt w:val="bullet"/>
+      <w:lvlText w:val="o"/>
+      <w:lvlJc w:val="left"/>
+      <w:pPr>
+        <w:ind w:left="5760" w:hanging="360"/>
+      </w:pPr>
+      <w:rPr>
+        <w:rFonts w:ascii="Courier New" w:hAnsi="Courier New" w:cs="Courier New" w:hint="default"/>
+      </w:rPr>
+    </w:lvl>
+    <w:lvl w:ilvl="8" w:tplc="48090005" w:tentative="1">
+      <w:start w:val="1"/>
+      <w:numFmt w:val="bullet"/>
+      <w:lvlText w:val=""/>
+      <w:lvlJc w:val="left"/>
+      <w:pPr>
+        <w:ind w:left="6480" w:hanging="360"/>
+      </w:pPr>
+      <w:rPr>
+        <w:rFonts w:ascii="Wingdings" w:hAnsi="Wingdings" w:hint="default"/>
+      </w:rPr>
+    </w:lvl>
+  </w:abstractNum>
+  <w:abstractNum w:abstractNumId="9" w15:restartNumberingAfterBreak="0">
+    <w:nsid w:val="3C954EC1"/>
+    <w:multiLevelType w:val="hybridMultilevel"/>
+    <w:tmpl w:val="13C616C2"/>
+    <w:lvl w:ilvl="0" w:tplc="48090001">
+      <w:start w:val="1"/>
+      <w:numFmt w:val="bullet"/>
+      <w:lvlText w:val=""/>
+      <w:lvlJc w:val="left"/>
+      <w:pPr>
+        <w:ind w:left="720" w:hanging="360"/>
+      </w:pPr>
+      <w:rPr>
+        <w:rFonts w:ascii="Symbol" w:hAnsi="Symbol" w:hint="default"/>
+      </w:rPr>
+    </w:lvl>
+    <w:lvl w:ilvl="1" w:tplc="48090003" w:tentative="1">
+      <w:start w:val="1"/>
+      <w:numFmt w:val="bullet"/>
+      <w:lvlText w:val="o"/>
+      <w:lvlJc w:val="left"/>
+      <w:pPr>
+        <w:ind w:left="1440" w:hanging="360"/>
+      </w:pPr>
+      <w:rPr>
+        <w:rFonts w:ascii="Courier New" w:hAnsi="Courier New" w:cs="Courier New" w:hint="default"/>
+      </w:rPr>
+    </w:lvl>
+    <w:lvl w:ilvl="2" w:tplc="48090005" w:tentative="1">
+      <w:start w:val="1"/>
+      <w:numFmt w:val="bullet"/>
+      <w:lvlText w:val=""/>
+      <w:lvlJc w:val="left"/>
+      <w:pPr>
+        <w:ind w:left="2160" w:hanging="360"/>
+      </w:pPr>
+      <w:rPr>
+        <w:rFonts w:ascii="Wingdings" w:hAnsi="Wingdings" w:hint="default"/>
+      </w:rPr>
+    </w:lvl>
+    <w:lvl w:ilvl="3" w:tplc="48090001" w:tentative="1">
+      <w:start w:val="1"/>
+      <w:numFmt w:val="bullet"/>
+      <w:lvlText w:val=""/>
+      <w:lvlJc w:val="left"/>
+      <w:pPr>
+        <w:ind w:left="2880" w:hanging="360"/>
+      </w:pPr>
+      <w:rPr>
+        <w:rFonts w:ascii="Symbol" w:hAnsi="Symbol" w:hint="default"/>
+      </w:rPr>
+    </w:lvl>
+    <w:lvl w:ilvl="4" w:tplc="48090003" w:tentative="1">
+      <w:start w:val="1"/>
+      <w:numFmt w:val="bullet"/>
+      <w:lvlText w:val="o"/>
+      <w:lvlJc w:val="left"/>
+      <w:pPr>
+        <w:ind w:left="3600" w:hanging="360"/>
+      </w:pPr>
+      <w:rPr>
+        <w:rFonts w:ascii="Courier New" w:hAnsi="Courier New" w:cs="Courier New" w:hint="default"/>
+      </w:rPr>
+    </w:lvl>
+    <w:lvl w:ilvl="5" w:tplc="48090005" w:tentative="1">
+      <w:start w:val="1"/>
+      <w:numFmt w:val="bullet"/>
+      <w:lvlText w:val=""/>
+      <w:lvlJc w:val="left"/>
+      <w:pPr>
+        <w:ind w:left="4320" w:hanging="360"/>
+      </w:pPr>
+      <w:rPr>
+        <w:rFonts w:ascii="Wingdings" w:hAnsi="Wingdings" w:hint="default"/>
+      </w:rPr>
+    </w:lvl>
+    <w:lvl w:ilvl="6" w:tplc="48090001" w:tentative="1">
+      <w:start w:val="1"/>
+      <w:numFmt w:val="bullet"/>
+      <w:lvlText w:val=""/>
+      <w:lvlJc w:val="left"/>
+      <w:pPr>
+        <w:ind w:left="5040" w:hanging="360"/>
+      </w:pPr>
+      <w:rPr>
+        <w:rFonts w:ascii="Symbol" w:hAnsi="Symbol" w:hint="default"/>
+      </w:rPr>
+    </w:lvl>
+    <w:lvl w:ilvl="7" w:tplc="48090003" w:tentative="1">
+      <w:start w:val="1"/>
+      <w:numFmt w:val="bullet"/>
+      <w:lvlText w:val="o"/>
+      <w:lvlJc w:val="left"/>
+      <w:pPr>
+        <w:ind w:left="5760" w:hanging="360"/>
+      </w:pPr>
+      <w:rPr>
+        <w:rFonts w:ascii="Courier New" w:hAnsi="Courier New" w:cs="Courier New" w:hint="default"/>
+      </w:rPr>
+    </w:lvl>
+    <w:lvl w:ilvl="8" w:tplc="48090005" w:tentative="1">
+      <w:start w:val="1"/>
+      <w:numFmt w:val="bullet"/>
+      <w:lvlText w:val=""/>
+      <w:lvlJc w:val="left"/>
+      <w:pPr>
+        <w:ind w:left="6480" w:hanging="360"/>
+      </w:pPr>
+      <w:rPr>
+        <w:rFonts w:ascii="Wingdings" w:hAnsi="Wingdings" w:hint="default"/>
+      </w:rPr>
+    </w:lvl>
+  </w:abstractNum>
+  <w:abstractNum w:abstractNumId="10" w15:restartNumberingAfterBreak="0">
+    <w:nsid w:val="3ECD0269"/>
+    <w:multiLevelType w:val="multilevel"/>
+    <w:tmpl w:val="62A23788"/>
+    <w:lvl w:ilvl="0">
+      <w:start w:val="1"/>
+      <w:numFmt w:val="bullet"/>
+      <w:lvlText w:val=""/>
+      <w:lvlJc w:val="left"/>
+      <w:pPr>
+        <w:tabs>
+          <w:tab w:val="num" w:pos="720"/>
+        </w:tabs>
+        <w:ind w:left="720" w:hanging="360"/>
+      </w:pPr>
+      <w:rPr>
+        <w:rFonts w:ascii="Symbol" w:hAnsi="Symbol" w:hint="default"/>
+        <w:sz w:val="20"/>
+      </w:rPr>
+    </w:lvl>
+    <w:lvl w:ilvl="1" w:tentative="1">
+      <w:start w:val="1"/>
+      <w:numFmt w:val="bullet"/>
+      <w:lvlText w:val="o"/>
+      <w:lvlJc w:val="left"/>
+      <w:pPr>
+        <w:tabs>
+          <w:tab w:val="num" w:pos="1440"/>
+        </w:tabs>
+        <w:ind w:left="1440" w:hanging="360"/>
+      </w:pPr>
+      <w:rPr>
+        <w:rFonts w:ascii="Courier New" w:hAnsi="Courier New" w:hint="default"/>
+        <w:sz w:val="20"/>
+      </w:rPr>
+    </w:lvl>
+    <w:lvl w:ilvl="2" w:tentative="1">
+      <w:start w:val="1"/>
+      <w:numFmt w:val="bullet"/>
+      <w:lvlText w:val=""/>
+      <w:lvlJc w:val="left"/>
+      <w:pPr>
+        <w:tabs>
+          <w:tab w:val="num" w:pos="2160"/>
+        </w:tabs>
+        <w:ind w:left="2160" w:hanging="360"/>
+      </w:pPr>
+      <w:rPr>
+        <w:rFonts w:ascii="Wingdings" w:hAnsi="Wingdings" w:hint="default"/>
+        <w:sz w:val="20"/>
+      </w:rPr>
+    </w:lvl>
+    <w:lvl w:ilvl="3" w:tentative="1">
+      <w:start w:val="1"/>
+      <w:numFmt w:val="bullet"/>
+      <w:lvlText w:val=""/>
+      <w:lvlJc w:val="left"/>
+      <w:pPr>
+        <w:tabs>
+          <w:tab w:val="num" w:pos="2880"/>
+        </w:tabs>
+        <w:ind w:left="2880" w:hanging="360"/>
+      </w:pPr>
+      <w:rPr>
+        <w:rFonts w:ascii="Wingdings" w:hAnsi="Wingdings" w:hint="default"/>
+        <w:sz w:val="20"/>
+      </w:rPr>
+    </w:lvl>
+    <w:lvl w:ilvl="4" w:tentative="1">
+      <w:start w:val="1"/>
+      <w:numFmt w:val="bullet"/>
+      <w:lvlText w:val=""/>
+      <w:lvlJc w:val="left"/>
+      <w:pPr>
+        <w:tabs>
+          <w:tab w:val="num" w:pos="3600"/>
+        </w:tabs>
+        <w:ind w:left="3600" w:hanging="360"/>
+      </w:pPr>
+      <w:rPr>
+        <w:rFonts w:ascii="Wingdings" w:hAnsi="Wingdings" w:hint="default"/>
+        <w:sz w:val="20"/>
+      </w:rPr>
+    </w:lvl>
+    <w:lvl w:ilvl="5" w:tentative="1">
+      <w:start w:val="1"/>
+      <w:numFmt w:val="bullet"/>
+      <w:lvlText w:val=""/>
+      <w:lvlJc w:val="left"/>
+      <w:pPr>
+        <w:tabs>
+          <w:tab w:val="num" w:pos="4320"/>
+        </w:tabs>
+        <w:ind w:left="4320" w:hanging="360"/>
+      </w:pPr>
+      <w:rPr>
+        <w:rFonts w:ascii="Wingdings" w:hAnsi="Wingdings" w:hint="default"/>
+        <w:sz w:val="20"/>
+      </w:rPr>
+    </w:lvl>
+    <w:lvl w:ilvl="6" w:tentative="1">
+      <w:start w:val="1"/>
+      <w:numFmt w:val="bullet"/>
+      <w:lvlText w:val=""/>
+      <w:lvlJc w:val="left"/>
+      <w:pPr>
+        <w:tabs>
+          <w:tab w:val="num" w:pos="5040"/>
+        </w:tabs>
+        <w:ind w:left="5040" w:hanging="360"/>
+      </w:pPr>
+      <w:rPr>
+        <w:rFonts w:ascii="Wingdings" w:hAnsi="Wingdings" w:hint="default"/>
+        <w:sz w:val="20"/>
+      </w:rPr>
+    </w:lvl>
+    <w:lvl w:ilvl="7" w:tentative="1">
+      <w:start w:val="1"/>
+      <w:numFmt w:val="bullet"/>
+      <w:lvlText w:val=""/>
+      <w:lvlJc w:val="left"/>
+      <w:pPr>
+        <w:tabs>
+          <w:tab w:val="num" w:pos="5760"/>
+        </w:tabs>
+        <w:ind w:left="5760" w:hanging="360"/>
+      </w:pPr>
+      <w:rPr>
+        <w:rFonts w:ascii="Wingdings" w:hAnsi="Wingdings" w:hint="default"/>
+        <w:sz w:val="20"/>
+      </w:rPr>
+    </w:lvl>
+    <w:lvl w:ilvl="8" w:tentative="1">
+      <w:start w:val="1"/>
+      <w:numFmt w:val="bullet"/>
+      <w:lvlText w:val=""/>
+      <w:lvlJc w:val="left"/>
+      <w:pPr>
+        <w:tabs>
+          <w:tab w:val="num" w:pos="6480"/>
+        </w:tabs>
+        <w:ind w:left="6480" w:hanging="360"/>
+      </w:pPr>
+      <w:rPr>
+        <w:rFonts w:ascii="Wingdings" w:hAnsi="Wingdings" w:hint="default"/>
+        <w:sz w:val="20"/>
+      </w:rPr>
+    </w:lvl>
+  </w:abstractNum>
+  <w:abstractNum w:abstractNumId="11" w15:restartNumberingAfterBreak="0">
+    <w:nsid w:val="57B63A7D"/>
+    <w:multiLevelType w:val="multilevel"/>
+    <w:tmpl w:val="4080D098"/>
+    <w:lvl w:ilvl="0">
+      <w:start w:val="1"/>
+      <w:numFmt w:val="bullet"/>
+      <w:lvlText w:val=""/>
+      <w:lvlJc w:val="left"/>
+      <w:pPr>
+        <w:tabs>
+          <w:tab w:val="num" w:pos="720"/>
+        </w:tabs>
+        <w:ind w:left="720" w:hanging="360"/>
+      </w:pPr>
+      <w:rPr>
+        <w:rFonts w:ascii="Symbol" w:hAnsi="Symbol" w:hint="default"/>
+        <w:sz w:val="20"/>
+      </w:rPr>
+    </w:lvl>
+    <w:lvl w:ilvl="1" w:tentative="1">
+      <w:start w:val="1"/>
+      <w:numFmt w:val="bullet"/>
+      <w:lvlText w:val="o"/>
+      <w:lvlJc w:val="left"/>
+      <w:pPr>
+        <w:tabs>
+          <w:tab w:val="num" w:pos="1440"/>
+        </w:tabs>
+        <w:ind w:left="1440" w:hanging="360"/>
+      </w:pPr>
+      <w:rPr>
+        <w:rFonts w:ascii="Courier New" w:hAnsi="Courier New" w:hint="default"/>
+        <w:sz w:val="20"/>
+      </w:rPr>
+    </w:lvl>
+    <w:lvl w:ilvl="2" w:tentative="1">
+      <w:start w:val="1"/>
+      <w:numFmt w:val="bullet"/>
+      <w:lvlText w:val=""/>
+      <w:lvlJc w:val="left"/>
+      <w:pPr>
+        <w:tabs>
+          <w:tab w:val="num" w:pos="2160"/>
+        </w:tabs>
+        <w:ind w:left="2160" w:hanging="360"/>
+      </w:pPr>
+      <w:rPr>
+        <w:rFonts w:ascii="Wingdings" w:hAnsi="Wingdings" w:hint="default"/>
+        <w:sz w:val="20"/>
+      </w:rPr>
+    </w:lvl>
+    <w:lvl w:ilvl="3" w:tentative="1">
+      <w:start w:val="1"/>
+      <w:numFmt w:val="bullet"/>
+      <w:lvlText w:val=""/>
+      <w:lvlJc w:val="left"/>
+      <w:pPr>
+        <w:tabs>
+          <w:tab w:val="num" w:pos="2880"/>
+        </w:tabs>
+        <w:ind w:left="2880" w:hanging="360"/>
+      </w:pPr>
+      <w:rPr>
+        <w:rFonts w:ascii="Wingdings" w:hAnsi="Wingdings" w:hint="default"/>
+        <w:sz w:val="20"/>
+      </w:rPr>
+    </w:lvl>
+    <w:lvl w:ilvl="4" w:tentative="1">
+      <w:start w:val="1"/>
+      <w:numFmt w:val="bullet"/>
+      <w:lvlText w:val=""/>
+      <w:lvlJc w:val="left"/>
+      <w:pPr>
+        <w:tabs>
+          <w:tab w:val="num" w:pos="3600"/>
+        </w:tabs>
+        <w:ind w:left="3600" w:hanging="360"/>
+      </w:pPr>
+      <w:rPr>
+        <w:rFonts w:ascii="Wingdings" w:hAnsi="Wingdings" w:hint="default"/>
+        <w:sz w:val="20"/>
+      </w:rPr>
+    </w:lvl>
+    <w:lvl w:ilvl="5" w:tentative="1">
+      <w:start w:val="1"/>
+      <w:numFmt w:val="bullet"/>
+      <w:lvlText w:val=""/>
+      <w:lvlJc w:val="left"/>
+      <w:pPr>
+        <w:tabs>
+          <w:tab w:val="num" w:pos="4320"/>
+        </w:tabs>
+        <w:ind w:left="4320" w:hanging="360"/>
+      </w:pPr>
+      <w:rPr>
+        <w:rFonts w:ascii="Wingdings" w:hAnsi="Wingdings" w:hint="default"/>
+        <w:sz w:val="20"/>
+      </w:rPr>
+    </w:lvl>
+    <w:lvl w:ilvl="6" w:tentative="1">
+      <w:start w:val="1"/>
+      <w:numFmt w:val="bullet"/>
+      <w:lvlText w:val=""/>
+      <w:lvlJc w:val="left"/>
+      <w:pPr>
+        <w:tabs>
+          <w:tab w:val="num" w:pos="5040"/>
+        </w:tabs>
+        <w:ind w:left="5040" w:hanging="360"/>
+      </w:pPr>
+      <w:rPr>
+        <w:rFonts w:ascii="Wingdings" w:hAnsi="Wingdings" w:hint="default"/>
+        <w:sz w:val="20"/>
+      </w:rPr>
+    </w:lvl>
+    <w:lvl w:ilvl="7" w:tentative="1">
+      <w:start w:val="1"/>
+      <w:numFmt w:val="bullet"/>
+      <w:lvlText w:val=""/>
+      <w:lvlJc w:val="left"/>
+      <w:pPr>
+        <w:tabs>
+          <w:tab w:val="num" w:pos="5760"/>
+        </w:tabs>
+        <w:ind w:left="5760" w:hanging="360"/>
+      </w:pPr>
+      <w:rPr>
+        <w:rFonts w:ascii="Wingdings" w:hAnsi="Wingdings" w:hint="default"/>
+        <w:sz w:val="20"/>
+      </w:rPr>
+    </w:lvl>
+    <w:lvl w:ilvl="8" w:tentative="1">
+      <w:start w:val="1"/>
+      <w:numFmt w:val="bullet"/>
+      <w:lvlText w:val=""/>
+      <w:lvlJc w:val="left"/>
+      <w:pPr>
+        <w:tabs>
+          <w:tab w:val="num" w:pos="6480"/>
+        </w:tabs>
+        <w:ind w:left="6480" w:hanging="360"/>
+      </w:pPr>
+      <w:rPr>
+        <w:rFonts w:ascii="Wingdings" w:hAnsi="Wingdings" w:hint="default"/>
+        <w:sz w:val="20"/>
+      </w:rPr>
+    </w:lvl>
+  </w:abstractNum>
+  <w:abstractNum w:abstractNumId="12" w15:restartNumberingAfterBreak="0">
+    <w:nsid w:val="6857214C"/>
+    <w:multiLevelType w:val="multilevel"/>
+    <w:tmpl w:val="13C81C42"/>
+    <w:lvl w:ilvl="0">
+      <w:start w:val="1"/>
+      <w:numFmt w:val="bullet"/>
+      <w:lvlText w:val=""/>
+      <w:lvlJc w:val="left"/>
+      <w:pPr>
+        <w:tabs>
+          <w:tab w:val="num" w:pos="720"/>
+        </w:tabs>
+        <w:ind w:left="720" w:hanging="360"/>
+      </w:pPr>
+      <w:rPr>
+        <w:rFonts w:ascii="Symbol" w:hAnsi="Symbol" w:hint="default"/>
+        <w:sz w:val="20"/>
+      </w:rPr>
+    </w:lvl>
+    <w:lvl w:ilvl="1" w:tentative="1">
+      <w:start w:val="1"/>
+      <w:numFmt w:val="bullet"/>
+      <w:lvlText w:val="o"/>
+      <w:lvlJc w:val="left"/>
+      <w:pPr>
+        <w:tabs>
+          <w:tab w:val="num" w:pos="1440"/>
+        </w:tabs>
+        <w:ind w:left="1440" w:hanging="360"/>
+      </w:pPr>
+      <w:rPr>
+        <w:rFonts w:ascii="Courier New" w:hAnsi="Courier New" w:hint="default"/>
+        <w:sz w:val="20"/>
+      </w:rPr>
+    </w:lvl>
+    <w:lvl w:ilvl="2" w:tentative="1">
+      <w:start w:val="1"/>
+      <w:numFmt w:val="bullet"/>
+      <w:lvlText w:val=""/>
+      <w:lvlJc w:val="left"/>
+      <w:pPr>
+        <w:tabs>
+          <w:tab w:val="num" w:pos="2160"/>
+        </w:tabs>
+        <w:ind w:left="2160" w:hanging="360"/>
+      </w:pPr>
+      <w:rPr>
+        <w:rFonts w:ascii="Wingdings" w:hAnsi="Wingdings" w:hint="default"/>
+        <w:sz w:val="20"/>
+      </w:rPr>
+    </w:lvl>
+    <w:lvl w:ilvl="3" w:tentative="1">
+      <w:start w:val="1"/>
+      <w:numFmt w:val="bullet"/>
+      <w:lvlText w:val=""/>
+      <w:lvlJc w:val="left"/>
+      <w:pPr>
+        <w:tabs>
+          <w:tab w:val="num" w:pos="2880"/>
+        </w:tabs>
+        <w:ind w:left="2880" w:hanging="360"/>
+      </w:pPr>
+      <w:rPr>
+        <w:rFonts w:ascii="Wingdings" w:hAnsi="Wingdings" w:hint="default"/>
+        <w:sz w:val="20"/>
+      </w:rPr>
+    </w:lvl>
+    <w:lvl w:ilvl="4" w:tentative="1">
+      <w:start w:val="1"/>
+      <w:numFmt w:val="bullet"/>
+      <w:lvlText w:val=""/>
+      <w:lvlJc w:val="left"/>
+      <w:pPr>
+        <w:tabs>
+          <w:tab w:val="num" w:pos="3600"/>
+        </w:tabs>
+        <w:ind w:left="3600" w:hanging="360"/>
+      </w:pPr>
+      <w:rPr>
+        <w:rFonts w:ascii="Wingdings" w:hAnsi="Wingdings" w:hint="default"/>
+        <w:sz w:val="20"/>
+      </w:rPr>
+    </w:lvl>
+    <w:lvl w:ilvl="5" w:tentative="1">
+      <w:start w:val="1"/>
+      <w:numFmt w:val="bullet"/>
+      <w:lvlText w:val=""/>
+      <w:lvlJc w:val="left"/>
+      <w:pPr>
+        <w:tabs>
+          <w:tab w:val="num" w:pos="4320"/>
+        </w:tabs>
+        <w:ind w:left="4320" w:hanging="360"/>
+      </w:pPr>
+      <w:rPr>
+        <w:rFonts w:ascii="Wingdings" w:hAnsi="Wingdings" w:hint="default"/>
+        <w:sz w:val="20"/>
+      </w:rPr>
+    </w:lvl>
+    <w:lvl w:ilvl="6" w:tentative="1">
+      <w:start w:val="1"/>
+      <w:numFmt w:val="bullet"/>
+      <w:lvlText w:val=""/>
+      <w:lvlJc w:val="left"/>
+      <w:pPr>
+        <w:tabs>
+          <w:tab w:val="num" w:pos="5040"/>
+        </w:tabs>
+        <w:ind w:left="5040" w:hanging="360"/>
+      </w:pPr>
+      <w:rPr>
+        <w:rFonts w:ascii="Wingdings" w:hAnsi="Wingdings" w:hint="default"/>
+        <w:sz w:val="20"/>
+      </w:rPr>
+    </w:lvl>
+    <w:lvl w:ilvl="7" w:tentative="1">
+      <w:start w:val="1"/>
+      <w:numFmt w:val="bullet"/>
+      <w:lvlText w:val=""/>
+      <w:lvlJc w:val="left"/>
+      <w:pPr>
+        <w:tabs>
+          <w:tab w:val="num" w:pos="5760"/>
+        </w:tabs>
+        <w:ind w:left="5760" w:hanging="360"/>
+      </w:pPr>
+      <w:rPr>
+        <w:rFonts w:ascii="Wingdings" w:hAnsi="Wingdings" w:hint="default"/>
+        <w:sz w:val="20"/>
+      </w:rPr>
+    </w:lvl>
+    <w:lvl w:ilvl="8" w:tentative="1">
+      <w:start w:val="1"/>
+      <w:numFmt w:val="bullet"/>
+      <w:lvlText w:val=""/>
+      <w:lvlJc w:val="left"/>
+      <w:pPr>
+        <w:tabs>
+          <w:tab w:val="num" w:pos="6480"/>
+        </w:tabs>
+        <w:ind w:left="6480" w:hanging="360"/>
+      </w:pPr>
+      <w:rPr>
+        <w:rFonts w:ascii="Wingdings" w:hAnsi="Wingdings" w:hint="default"/>
+        <w:sz w:val="20"/>
+      </w:rPr>
+    </w:lvl>
+  </w:abstractNum>
+  <w:abstractNum w:abstractNumId="13" w15:restartNumberingAfterBreak="0">
+    <w:nsid w:val="71331203"/>
+    <w:multiLevelType w:val="multilevel"/>
+    <w:tmpl w:val="4D646636"/>
+    <w:lvl w:ilvl="0">
+      <w:start w:val="1"/>
+      <w:numFmt w:val="bullet"/>
+      <w:lvlText w:val=""/>
+      <w:lvlJc w:val="left"/>
+      <w:pPr>
+        <w:tabs>
+          <w:tab w:val="num" w:pos="720"/>
+        </w:tabs>
+        <w:ind w:left="720" w:hanging="360"/>
+      </w:pPr>
+      <w:rPr>
+        <w:rFonts w:ascii="Symbol" w:hAnsi="Symbol" w:hint="default"/>
+        <w:sz w:val="20"/>
+      </w:rPr>
+    </w:lvl>
+    <w:lvl w:ilvl="1" w:tentative="1">
+      <w:start w:val="1"/>
+      <w:numFmt w:val="bullet"/>
+      <w:lvlText w:val="o"/>
+      <w:lvlJc w:val="left"/>
+      <w:pPr>
+        <w:tabs>
+          <w:tab w:val="num" w:pos="1440"/>
+        </w:tabs>
+        <w:ind w:left="1440" w:hanging="360"/>
+      </w:pPr>
+      <w:rPr>
+        <w:rFonts w:ascii="Courier New" w:hAnsi="Courier New" w:hint="default"/>
+        <w:sz w:val="20"/>
+      </w:rPr>
+    </w:lvl>
+    <w:lvl w:ilvl="2" w:tentative="1">
+      <w:start w:val="1"/>
+      <w:numFmt w:val="bullet"/>
+      <w:lvlText w:val=""/>
+      <w:lvlJc w:val="left"/>
+      <w:pPr>
+        <w:tabs>
+          <w:tab w:val="num" w:pos="2160"/>
+        </w:tabs>
+        <w:ind w:left="2160" w:hanging="360"/>
+      </w:pPr>
+      <w:rPr>
+        <w:rFonts w:ascii="Wingdings" w:hAnsi="Wingdings" w:hint="default"/>
+        <w:sz w:val="20"/>
+      </w:rPr>
+    </w:lvl>
+    <w:lvl w:ilvl="3" w:tentative="1">
+      <w:start w:val="1"/>
+      <w:numFmt w:val="bullet"/>
+      <w:lvlText w:val=""/>
+      <w:lvlJc w:val="left"/>
+      <w:pPr>
+        <w:tabs>
+          <w:tab w:val="num" w:pos="2880"/>
+        </w:tabs>
+        <w:ind w:left="2880" w:hanging="360"/>
+      </w:pPr>
+      <w:rPr>
+        <w:rFonts w:ascii="Wingdings" w:hAnsi="Wingdings" w:hint="default"/>
+        <w:sz w:val="20"/>
+      </w:rPr>
+    </w:lvl>
+    <w:lvl w:ilvl="4" w:tentative="1">
+      <w:start w:val="1"/>
+      <w:numFmt w:val="bullet"/>
+      <w:lvlText w:val=""/>
+      <w:lvlJc w:val="left"/>
+      <w:pPr>
+        <w:tabs>
+          <w:tab w:val="num" w:pos="3600"/>
+        </w:tabs>
+        <w:ind w:left="3600" w:hanging="360"/>
+      </w:pPr>
+      <w:rPr>
+        <w:rFonts w:ascii="Wingdings" w:hAnsi="Wingdings" w:hint="default"/>
+        <w:sz w:val="20"/>
+      </w:rPr>
+    </w:lvl>
+    <w:lvl w:ilvl="5" w:tentative="1">
+      <w:start w:val="1"/>
+      <w:numFmt w:val="bullet"/>
+      <w:lvlText w:val=""/>
+      <w:lvlJc w:val="left"/>
+      <w:pPr>
+        <w:tabs>
+          <w:tab w:val="num" w:pos="4320"/>
+        </w:tabs>
+        <w:ind w:left="4320" w:hanging="360"/>
+      </w:pPr>
+      <w:rPr>
+        <w:rFonts w:ascii="Wingdings" w:hAnsi="Wingdings" w:hint="default"/>
+        <w:sz w:val="20"/>
+      </w:rPr>
+    </w:lvl>
+    <w:lvl w:ilvl="6" w:tentative="1">
+      <w:start w:val="1"/>
+      <w:numFmt w:val="bullet"/>
+      <w:lvlText w:val=""/>
+      <w:lvlJc w:val="left"/>
+      <w:pPr>
+        <w:tabs>
+          <w:tab w:val="num" w:pos="5040"/>
+        </w:tabs>
+        <w:ind w:left="5040" w:hanging="360"/>
+      </w:pPr>
+      <w:rPr>
+        <w:rFonts w:ascii="Wingdings" w:hAnsi="Wingdings" w:hint="default"/>
+        <w:sz w:val="20"/>
+      </w:rPr>
+    </w:lvl>
+    <w:lvl w:ilvl="7" w:tentative="1">
+      <w:start w:val="1"/>
+      <w:numFmt w:val="bullet"/>
+      <w:lvlText w:val=""/>
+      <w:lvlJc w:val="left"/>
+      <w:pPr>
+        <w:tabs>
+          <w:tab w:val="num" w:pos="5760"/>
+        </w:tabs>
+        <w:ind w:left="5760" w:hanging="360"/>
+      </w:pPr>
+      <w:rPr>
+        <w:rFonts w:ascii="Wingdings" w:hAnsi="Wingdings" w:hint="default"/>
+        <w:sz w:val="20"/>
+      </w:rPr>
+    </w:lvl>
+    <w:lvl w:ilvl="8" w:tentative="1">
+      <w:start w:val="1"/>
+      <w:numFmt w:val="bullet"/>
+      <w:lvlText w:val=""/>
+      <w:lvlJc w:val="left"/>
+      <w:pPr>
+        <w:tabs>
+          <w:tab w:val="num" w:pos="6480"/>
+        </w:tabs>
+        <w:ind w:left="6480" w:hanging="360"/>
+      </w:pPr>
+      <w:rPr>
+        <w:rFonts w:ascii="Wingdings" w:hAnsi="Wingdings" w:hint="default"/>
+        <w:sz w:val="20"/>
+      </w:rPr>
+    </w:lvl>
+  </w:abstractNum>
+  <w:abstractNum w:abstractNumId="14" w15:restartNumberingAfterBreak="0">
+    <w:nsid w:val="73BA06E5"/>
+    <w:multiLevelType w:val="multilevel"/>
+    <w:tmpl w:val="45DC98E0"/>
+    <w:lvl w:ilvl="0">
+      <w:start w:val="1"/>
+      <w:numFmt w:val="bullet"/>
+      <w:lvlText w:val=""/>
+      <w:lvlJc w:val="left"/>
+      <w:pPr>
+        <w:tabs>
+          <w:tab w:val="num" w:pos="720"/>
+        </w:tabs>
+        <w:ind w:left="720" w:hanging="360"/>
+      </w:pPr>
+      <w:rPr>
+        <w:rFonts w:ascii="Symbol" w:hAnsi="Symbol" w:hint="default"/>
+        <w:sz w:val="20"/>
+      </w:rPr>
+    </w:lvl>
+    <w:lvl w:ilvl="1" w:tentative="1">
+      <w:start w:val="1"/>
+      <w:numFmt w:val="bullet"/>
+      <w:lvlText w:val="o"/>
+      <w:lvlJc w:val="left"/>
+      <w:pPr>
+        <w:tabs>
+          <w:tab w:val="num" w:pos="1440"/>
+        </w:tabs>
+        <w:ind w:left="1440" w:hanging="360"/>
+      </w:pPr>
+      <w:rPr>
+        <w:rFonts w:ascii="Courier New" w:hAnsi="Courier New" w:hint="default"/>
+        <w:sz w:val="20"/>
+      </w:rPr>
+    </w:lvl>
+    <w:lvl w:ilvl="2" w:tentative="1">
+      <w:start w:val="1"/>
+      <w:numFmt w:val="bullet"/>
+      <w:lvlText w:val=""/>
+      <w:lvlJc w:val="left"/>
+      <w:pPr>
+        <w:tabs>
+          <w:tab w:val="num" w:pos="2160"/>
+        </w:tabs>
+        <w:ind w:left="2160" w:hanging="360"/>
+      </w:pPr>
+      <w:rPr>
+        <w:rFonts w:ascii="Wingdings" w:hAnsi="Wingdings" w:hint="default"/>
+        <w:sz w:val="20"/>
+      </w:rPr>
+    </w:lvl>
+    <w:lvl w:ilvl="3" w:tentative="1">
+      <w:start w:val="1"/>
+      <w:numFmt w:val="bullet"/>
+      <w:lvlText w:val=""/>
+      <w:lvlJc w:val="left"/>
+      <w:pPr>
+        <w:tabs>
+          <w:tab w:val="num" w:pos="2880"/>
+        </w:tabs>
+        <w:ind w:left="2880" w:hanging="360"/>
+      </w:pPr>
+      <w:rPr>
+        <w:rFonts w:ascii="Wingdings" w:hAnsi="Wingdings" w:hint="default"/>
+        <w:sz w:val="20"/>
+      </w:rPr>
+    </w:lvl>
+    <w:lvl w:ilvl="4" w:tentative="1">
+      <w:start w:val="1"/>
+      <w:numFmt w:val="bullet"/>
+      <w:lvlText w:val=""/>
+      <w:lvlJc w:val="left"/>
+      <w:pPr>
+        <w:tabs>
+          <w:tab w:val="num" w:pos="3600"/>
+        </w:tabs>
+        <w:ind w:left="3600" w:hanging="360"/>
+      </w:pPr>
+      <w:rPr>
+        <w:rFonts w:ascii="Wingdings" w:hAnsi="Wingdings" w:hint="default"/>
+        <w:sz w:val="20"/>
+      </w:rPr>
+    </w:lvl>
+    <w:lvl w:ilvl="5" w:tentative="1">
+      <w:start w:val="1"/>
+      <w:numFmt w:val="bullet"/>
+      <w:lvlText w:val=""/>
+      <w:lvlJc w:val="left"/>
+      <w:pPr>
+        <w:tabs>
+          <w:tab w:val="num" w:pos="4320"/>
+        </w:tabs>
+        <w:ind w:left="4320" w:hanging="360"/>
+      </w:pPr>
+      <w:rPr>
+        <w:rFonts w:ascii="Wingdings" w:hAnsi="Wingdings" w:hint="default"/>
+        <w:sz w:val="20"/>
+      </w:rPr>
+    </w:lvl>
+    <w:lvl w:ilvl="6" w:tentative="1">
+      <w:start w:val="1"/>
+      <w:numFmt w:val="bullet"/>
+      <w:lvlText w:val=""/>
+      <w:lvlJc w:val="left"/>
+      <w:pPr>
+        <w:tabs>
+          <w:tab w:val="num" w:pos="5040"/>
+        </w:tabs>
+        <w:ind w:left="5040" w:hanging="360"/>
+      </w:pPr>
+      <w:rPr>
+        <w:rFonts w:ascii="Wingdings" w:hAnsi="Wingdings" w:hint="default"/>
+        <w:sz w:val="20"/>
+      </w:rPr>
+    </w:lvl>
+    <w:lvl w:ilvl="7" w:tentative="1">
+      <w:start w:val="1"/>
+      <w:numFmt w:val="bullet"/>
+      <w:lvlText w:val=""/>
+      <w:lvlJc w:val="left"/>
+      <w:pPr>
+        <w:tabs>
+          <w:tab w:val="num" w:pos="5760"/>
+        </w:tabs>
+        <w:ind w:left="5760" w:hanging="360"/>
+      </w:pPr>
+      <w:rPr>
+        <w:rFonts w:ascii="Wingdings" w:hAnsi="Wingdings" w:hint="default"/>
+        <w:sz w:val="20"/>
+      </w:rPr>
+    </w:lvl>
+    <w:lvl w:ilvl="8" w:tentative="1">
+      <w:start w:val="1"/>
+      <w:numFmt w:val="bullet"/>
+      <w:lvlText w:val=""/>
+      <w:lvlJc w:val="left"/>
+      <w:pPr>
+        <w:tabs>
+          <w:tab w:val="num" w:pos="6480"/>
+        </w:tabs>
+        <w:ind w:left="6480" w:hanging="360"/>
+      </w:pPr>
+      <w:rPr>
+        <w:rFonts w:ascii="Wingdings" w:hAnsi="Wingdings" w:hint="default"/>
+        <w:sz w:val="20"/>
+      </w:rPr>
+    </w:lvl>
+  </w:abstractNum>
+  <w:abstractNum w:abstractNumId="15" w15:restartNumberingAfterBreak="0">
     <w:nsid w:val="7E6B1272"/>
     <w:multiLevelType w:val="hybridMultilevel"/>
     <w:tmpl w:val="1A80FD74"/>
@@ -1757,10 +4588,52 @@
     </w:lvl>
   </w:abstractNum>
   <w:num w:numId="1" w16cid:durableId="1711102817">
+    <w:abstractNumId w:val="15"/>
+  </w:num>
+  <w:num w:numId="2" w16cid:durableId="1638532763">
+    <w:abstractNumId w:val="6"/>
+  </w:num>
+  <w:num w:numId="3" w16cid:durableId="350768710">
+    <w:abstractNumId w:val="8"/>
+  </w:num>
+  <w:num w:numId="4" w16cid:durableId="1667707773">
+    <w:abstractNumId w:val="0"/>
+  </w:num>
+  <w:num w:numId="5" w16cid:durableId="780304205">
     <w:abstractNumId w:val="1"/>
   </w:num>
-  <w:num w:numId="2" w16cid:durableId="1638532763">
-    <w:abstractNumId w:val="0"/>
+  <w:num w:numId="6" w16cid:durableId="706222869">
+    <w:abstractNumId w:val="9"/>
+  </w:num>
+  <w:num w:numId="7" w16cid:durableId="1034690155">
+    <w:abstractNumId w:val="3"/>
+  </w:num>
+  <w:num w:numId="8" w16cid:durableId="1574581175">
+    <w:abstractNumId w:val="2"/>
+  </w:num>
+  <w:num w:numId="9" w16cid:durableId="928386488">
+    <w:abstractNumId w:val="7"/>
+  </w:num>
+  <w:num w:numId="10" w16cid:durableId="785851360">
+    <w:abstractNumId w:val="14"/>
+  </w:num>
+  <w:num w:numId="11" w16cid:durableId="1240406664">
+    <w:abstractNumId w:val="13"/>
+  </w:num>
+  <w:num w:numId="12" w16cid:durableId="56784587">
+    <w:abstractNumId w:val="11"/>
+  </w:num>
+  <w:num w:numId="13" w16cid:durableId="343434411">
+    <w:abstractNumId w:val="4"/>
+  </w:num>
+  <w:num w:numId="14" w16cid:durableId="1805200135">
+    <w:abstractNumId w:val="10"/>
+  </w:num>
+  <w:num w:numId="15" w16cid:durableId="855314917">
+    <w:abstractNumId w:val="12"/>
+  </w:num>
+  <w:num w:numId="16" w16cid:durableId="2097553701">
+    <w:abstractNumId w:val="5"/>
   </w:num>
 </w:numbering>
 </file>
@@ -2157,7 +5030,7 @@
   <w:style w:type="paragraph" w:default="1" w:styleId="Normal">
     <w:name w:val="Normal"/>
     <w:qFormat/>
-    <w:rsid w:val="002C41F0"/>
+    <w:rsid w:val="00E818BA"/>
     <w:pPr>
       <w:widowControl w:val="0"/>
       <w:autoSpaceDE w:val="0"/>
@@ -2181,6 +5054,29 @@
     <w:rPr>
       <w:b/>
       <w:bCs/>
+    </w:rPr>
+  </w:style>
+  <w:style w:type="paragraph" w:styleId="Heading4">
+    <w:name w:val="heading 4"/>
+    <w:basedOn w:val="Normal"/>
+    <w:next w:val="Normal"/>
+    <w:link w:val="Heading4Char"/>
+    <w:uiPriority w:val="9"/>
+    <w:semiHidden/>
+    <w:unhideWhenUsed/>
+    <w:qFormat/>
+    <w:rsid w:val="00514D7B"/>
+    <w:pPr>
+      <w:keepNext/>
+      <w:spacing w:before="240" w:after="60"/>
+      <w:outlineLvl w:val="3"/>
+    </w:pPr>
+    <w:rPr>
+      <w:rFonts w:ascii="Aptos" w:hAnsi="Aptos"/>
+      <w:b/>
+      <w:bCs/>
+      <w:sz w:val="28"/>
+      <w:szCs w:val="28"/>
     </w:rPr>
   </w:style>
   <w:style w:type="character" w:default="1" w:styleId="DefaultParagraphFont">
@@ -2336,6 +5232,21 @@
       <w:rFonts w:ascii="Times New Roman" w:eastAsia="Times New Roman" w:hAnsi="Times New Roman"/>
       <w:sz w:val="22"/>
       <w:szCs w:val="22"/>
+      <w:lang w:val="en-US" w:eastAsia="en-US"/>
+    </w:rPr>
+  </w:style>
+  <w:style w:type="character" w:customStyle="1" w:styleId="Heading4Char">
+    <w:name w:val="Heading 4 Char"/>
+    <w:link w:val="Heading4"/>
+    <w:uiPriority w:val="9"/>
+    <w:semiHidden/>
+    <w:rsid w:val="00514D7B"/>
+    <w:rPr>
+      <w:rFonts w:ascii="Aptos" w:eastAsia="Times New Roman" w:hAnsi="Aptos" w:cs="Times New Roman"/>
+      <w:b/>
+      <w:bCs/>
+      <w:sz w:val="28"/>
+      <w:szCs w:val="28"/>
       <w:lang w:val="en-US" w:eastAsia="en-US"/>
     </w:rPr>
   </w:style>
@@ -2638,15 +5549,24 @@
 </file>
 
 <file path=customXml/item1.xml><?xml version="1.0" encoding="utf-8"?>
-<?mso-contentType ?>
-<FormTemplates xmlns="http://schemas.microsoft.com/sharepoint/v3/contenttype/forms">
-  <Display>DocumentLibraryForm</Display>
-  <Edit>DocumentLibraryForm</Edit>
-  <New>DocumentLibraryForm</New>
-</FormTemplates>
+<LongProperties xmlns="http://schemas.microsoft.com/office/2006/metadata/longProperties"/>
 </file>
 
 <file path=customXml/item2.xml><?xml version="1.0" encoding="utf-8"?>
+<p:properties xmlns:p="http://schemas.microsoft.com/office/2006/metadata/properties" xmlns:xsi="http://www.w3.org/2001/XMLSchema-instance" xmlns:pc="http://schemas.microsoft.com/office/infopath/2007/PartnerControls">
+  <documentManagement>
+    <lcf76f155ced4ddcb4097134ff3c332f xmlns="0d8eb6b7-8439-4213-93fe-761711ebe20a">
+      <Terms xmlns="http://schemas.microsoft.com/office/infopath/2007/PartnerControls"/>
+    </lcf76f155ced4ddcb4097134ff3c332f>
+    <Status xmlns="0d8eb6b7-8439-4213-93fe-761711ebe20a">Still Editing</Status>
+    <AdvisertoEdit xmlns="0d8eb6b7-8439-4213-93fe-761711ebe20a">Anthony</AdvisertoEdit>
+    <ADVISERTOEDIT0 xmlns="0d8eb6b7-8439-4213-93fe-761711ebe20a" xsi:nil="true"/>
+    <TaxCatchAll xmlns="ca4cc3b7-6b31-416a-9465-de8c8fc267b8"/>
+  </documentManagement>
+</p:properties>
+</file>
+
+<file path=customXml/item3.xml><?xml version="1.0" encoding="utf-8"?>
 <ct:contentTypeSchema xmlns:ct="http://schemas.microsoft.com/office/2006/metadata/contentType" xmlns:ma="http://schemas.microsoft.com/office/2006/metadata/properties/metaAttributes" ct:_="" ma:_="" ma:contentTypeName="Document" ma:contentTypeID="0x010100FA10112656396B47B1DF6E7C6D8DC785" ma:contentTypeVersion="26" ma:contentTypeDescription="Create a new document." ma:contentTypeScope="" ma:versionID="3b18b50df574281c3f9c69c3f85987a8">
   <xsd:schema xmlns:xsd="http://www.w3.org/2001/XMLSchema" xmlns:xs="http://www.w3.org/2001/XMLSchema" xmlns:p="http://schemas.microsoft.com/office/2006/metadata/properties" xmlns:ns2="0d8eb6b7-8439-4213-93fe-761711ebe20a" xmlns:ns3="ca4cc3b7-6b31-416a-9465-de8c8fc267b8" targetNamespace="http://schemas.microsoft.com/office/2006/metadata/properties" ma:root="true" ma:fieldsID="581d7a333db4ebe9de3b531bfa5ccd24" ns2:_="" ns3:_="">
     <xsd:import namespace="0d8eb6b7-8439-4213-93fe-761711ebe20a"/>
@@ -2930,33 +5850,35 @@
 </ct:contentTypeSchema>
 </file>
 
-<file path=customXml/item3.xml><?xml version="1.0" encoding="utf-8"?>
-<p:properties xmlns:p="http://schemas.microsoft.com/office/2006/metadata/properties" xmlns:xsi="http://www.w3.org/2001/XMLSchema-instance" xmlns:pc="http://schemas.microsoft.com/office/infopath/2007/PartnerControls">
-  <documentManagement>
-    <lcf76f155ced4ddcb4097134ff3c332f xmlns="0d8eb6b7-8439-4213-93fe-761711ebe20a">
-      <Terms xmlns="http://schemas.microsoft.com/office/infopath/2007/PartnerControls"/>
-    </lcf76f155ced4ddcb4097134ff3c332f>
-    <Status xmlns="0d8eb6b7-8439-4213-93fe-761711ebe20a">Still Editing</Status>
-    <AdvisertoEdit xmlns="0d8eb6b7-8439-4213-93fe-761711ebe20a">Anthony</AdvisertoEdit>
-    <ADVISERTOEDIT0 xmlns="0d8eb6b7-8439-4213-93fe-761711ebe20a" xsi:nil="true"/>
-    <TaxCatchAll xmlns="ca4cc3b7-6b31-416a-9465-de8c8fc267b8"/>
-  </documentManagement>
-</p:properties>
-</file>
-
 <file path=customXml/item4.xml><?xml version="1.0" encoding="utf-8"?>
-<LongProperties xmlns="http://schemas.microsoft.com/office/2006/metadata/longProperties"/>
+<?mso-contentType ?>
+<FormTemplates xmlns="http://schemas.microsoft.com/sharepoint/v3/contenttype/forms">
+  <Display>DocumentLibraryForm</Display>
+  <Edit>DocumentLibraryForm</Edit>
+  <New>DocumentLibraryForm</New>
+</FormTemplates>
 </file>
 
 <file path=customXml/itemProps1.xml><?xml version="1.0" encoding="utf-8"?>
-<ds:datastoreItem xmlns:ds="http://schemas.openxmlformats.org/officeDocument/2006/customXml" ds:itemID="{57AA9328-2807-4690-8CB1-51E8AE4F4A16}">
+<ds:datastoreItem xmlns:ds="http://schemas.openxmlformats.org/officeDocument/2006/customXml" ds:itemID="{3C0F489B-F403-4561-AE50-26D75CF6172A}">
   <ds:schemaRefs>
-    <ds:schemaRef ds:uri="http://schemas.microsoft.com/sharepoint/v3/contenttype/forms"/>
+    <ds:schemaRef ds:uri="http://schemas.microsoft.com/office/2006/metadata/longProperties"/>
   </ds:schemaRefs>
 </ds:datastoreItem>
 </file>
 
 <file path=customXml/itemProps2.xml><?xml version="1.0" encoding="utf-8"?>
+<ds:datastoreItem xmlns:ds="http://schemas.openxmlformats.org/officeDocument/2006/customXml" ds:itemID="{DB661BA0-4B51-4B02-B665-9C6C4D6EBA69}">
+  <ds:schemaRefs>
+    <ds:schemaRef ds:uri="http://schemas.microsoft.com/office/2006/metadata/properties"/>
+    <ds:schemaRef ds:uri="http://schemas.microsoft.com/office/infopath/2007/PartnerControls"/>
+    <ds:schemaRef ds:uri="0d8eb6b7-8439-4213-93fe-761711ebe20a"/>
+    <ds:schemaRef ds:uri="ca4cc3b7-6b31-416a-9465-de8c8fc267b8"/>
+  </ds:schemaRefs>
+</ds:datastoreItem>
+</file>
+
+<file path=customXml/itemProps3.xml><?xml version="1.0" encoding="utf-8"?>
 <ds:datastoreItem xmlns:ds="http://schemas.openxmlformats.org/officeDocument/2006/customXml" ds:itemID="{56D86977-9740-4FF4-80FF-F3B28F1400CF}">
   <ds:schemaRefs>
     <ds:schemaRef ds:uri="http://schemas.microsoft.com/office/2006/metadata/contentType"/>
@@ -2975,21 +5897,10 @@
 </ds:datastoreItem>
 </file>
 
-<file path=customXml/itemProps3.xml><?xml version="1.0" encoding="utf-8"?>
-<ds:datastoreItem xmlns:ds="http://schemas.openxmlformats.org/officeDocument/2006/customXml" ds:itemID="{DB661BA0-4B51-4B02-B665-9C6C4D6EBA69}">
+<file path=customXml/itemProps4.xml><?xml version="1.0" encoding="utf-8"?>
+<ds:datastoreItem xmlns:ds="http://schemas.openxmlformats.org/officeDocument/2006/customXml" ds:itemID="{57AA9328-2807-4690-8CB1-51E8AE4F4A16}">
   <ds:schemaRefs>
-    <ds:schemaRef ds:uri="http://schemas.microsoft.com/office/2006/metadata/properties"/>
-    <ds:schemaRef ds:uri="http://schemas.microsoft.com/office/infopath/2007/PartnerControls"/>
-    <ds:schemaRef ds:uri="0d8eb6b7-8439-4213-93fe-761711ebe20a"/>
-    <ds:schemaRef ds:uri="ca4cc3b7-6b31-416a-9465-de8c8fc267b8"/>
-  </ds:schemaRefs>
-</ds:datastoreItem>
-</file>
-
-<file path=customXml/itemProps4.xml><?xml version="1.0" encoding="utf-8"?>
-<ds:datastoreItem xmlns:ds="http://schemas.openxmlformats.org/officeDocument/2006/customXml" ds:itemID="{3C0F489B-F403-4561-AE50-26D75CF6172A}">
-  <ds:schemaRefs>
-    <ds:schemaRef ds:uri="http://schemas.microsoft.com/office/2006/metadata/longProperties"/>
+    <ds:schemaRef ds:uri="http://schemas.microsoft.com/sharepoint/v3/contenttype/forms"/>
   </ds:schemaRefs>
 </ds:datastoreItem>
 </file>